--- a/Fase 1/Evidencias Grupales/1.4_APT122_FormativaFase1.docx
+++ b/Fase 1/Evidencias Grupales/1.4_APT122_FormativaFase1.docx
@@ -1,6 +1,6 @@
 
 <file path=word/document.xml><?xml version="1.0" encoding="utf-8"?>
-<w:document xmlns:wpc="http://schemas.microsoft.com/office/word/2010/wordprocessingCanvas" xmlns:cx="http://schemas.microsoft.com/office/drawing/2014/chartex" xmlns:cx1="http://schemas.microsoft.com/office/drawing/2015/9/8/chartex" xmlns:cx2="http://schemas.microsoft.com/office/drawing/2015/10/21/chartex" xmlns:cx3="http://schemas.microsoft.com/office/drawing/2016/5/9/chartex" xmlns:cx4="http://schemas.microsoft.com/office/drawing/2016/5/10/chartex" xmlns:cx5="http://schemas.microsoft.com/office/drawing/2016/5/11/chartex" xmlns:cx6="http://schemas.microsoft.com/office/drawing/2016/5/12/chartex" xmlns:cx7="http://schemas.microsoft.com/office/drawing/2016/5/13/chartex" xmlns:cx8="http://schemas.microsoft.com/office/drawing/2016/5/14/chartex" xmlns:mc="http://schemas.openxmlformats.org/markup-compatibility/2006" xmlns:aink="http://schemas.microsoft.com/office/drawing/2016/ink" xmlns:am3d="http://schemas.microsoft.com/office/drawing/2017/model3d" xmlns:o="urn:schemas-microsoft-com:office:office" xmlns:oel="http://schemas.microsoft.com/office/2019/extlst" xmlns:r="http://schemas.openxmlformats.org/officeDocument/2006/relationships" xmlns:m="http://schemas.openxmlformats.org/officeDocument/2006/math" xmlns:v="urn:schemas-microsoft-com:vml" xmlns:wp14="http://schemas.microsoft.com/office/word/2010/wordprocessingDrawing" xmlns:wp="http://schemas.openxmlformats.org/drawingml/2006/wordprocessingDrawing" xmlns:w10="urn:schemas-microsoft-com:office:word" xmlns:w="http://schemas.openxmlformats.org/wordprocessingml/2006/main" xmlns:w14="http://schemas.microsoft.com/office/word/2010/wordml" xmlns:w15="http://schemas.microsoft.com/office/word/2012/wordml" xmlns:w16cex="http://schemas.microsoft.com/office/word/2018/wordml/cex" xmlns:w16cid="http://schemas.microsoft.com/office/word/2016/wordml/cid" xmlns:w16="http://schemas.microsoft.com/office/word/2018/wordml" xmlns:w16sdtdh="http://schemas.microsoft.com/office/word/2020/wordml/sdtdatahash" xmlns:w16se="http://schemas.microsoft.com/office/word/2015/wordml/symex" xmlns:wpg="http://schemas.microsoft.com/office/word/2010/wordprocessingGroup" xmlns:wpi="http://schemas.microsoft.com/office/word/2010/wordprocessingInk" xmlns:wne="http://schemas.microsoft.com/office/word/2006/wordml" xmlns:wps="http://schemas.microsoft.com/office/word/2010/wordprocessingShape" mc:Ignorable="w14 w15 w16se w16cid w16 w16cex w16sdtdh wp14">
+<w:document xmlns:wpc="http://schemas.microsoft.com/office/word/2010/wordprocessingCanvas" xmlns:cx="http://schemas.microsoft.com/office/drawing/2014/chartex" xmlns:cx1="http://schemas.microsoft.com/office/drawing/2015/9/8/chartex" xmlns:cx2="http://schemas.microsoft.com/office/drawing/2015/10/21/chartex" xmlns:cx3="http://schemas.microsoft.com/office/drawing/2016/5/9/chartex" xmlns:cx4="http://schemas.microsoft.com/office/drawing/2016/5/10/chartex" xmlns:cx5="http://schemas.microsoft.com/office/drawing/2016/5/11/chartex" xmlns:cx6="http://schemas.microsoft.com/office/drawing/2016/5/12/chartex" xmlns:cx7="http://schemas.microsoft.com/office/drawing/2016/5/13/chartex" xmlns:cx8="http://schemas.microsoft.com/office/drawing/2016/5/14/chartex" xmlns:mc="http://schemas.openxmlformats.org/markup-compatibility/2006" xmlns:aink="http://schemas.microsoft.com/office/drawing/2016/ink" xmlns:am3d="http://schemas.microsoft.com/office/drawing/2017/model3d" xmlns:o="urn:schemas-microsoft-com:office:office" xmlns:oel="http://schemas.microsoft.com/office/2019/extlst" xmlns:r="http://schemas.openxmlformats.org/officeDocument/2006/relationships" xmlns:m="http://schemas.openxmlformats.org/officeDocument/2006/math" xmlns:v="urn:schemas-microsoft-com:vml" xmlns:wp14="http://schemas.microsoft.com/office/word/2010/wordprocessingDrawing" xmlns:wp="http://schemas.openxmlformats.org/drawingml/2006/wordprocessingDrawing" xmlns:w10="urn:schemas-microsoft-com:office:word" xmlns:w="http://schemas.openxmlformats.org/wordprocessingml/2006/main" xmlns:w14="http://schemas.microsoft.com/office/word/2010/wordml" xmlns:w15="http://schemas.microsoft.com/office/word/2012/wordml" xmlns:w16cex="http://schemas.microsoft.com/office/word/2018/wordml/cex" xmlns:w16cid="http://schemas.microsoft.com/office/word/2016/wordml/cid" xmlns:w16="http://schemas.microsoft.com/office/word/2018/wordml" xmlns:w16du="http://schemas.microsoft.com/office/word/2023/wordml/word16du" xmlns:w16sdtdh="http://schemas.microsoft.com/office/word/2020/wordml/sdtdatahash" xmlns:w16sdtfl="http://schemas.microsoft.com/office/word/2024/wordml/sdtformatlock" xmlns:w16se="http://schemas.microsoft.com/office/word/2015/wordml/symex" xmlns:wpg="http://schemas.microsoft.com/office/word/2010/wordprocessingGroup" xmlns:wpi="http://schemas.microsoft.com/office/word/2010/wordprocessingInk" xmlns:wne="http://schemas.microsoft.com/office/word/2006/wordml" xmlns:wps="http://schemas.microsoft.com/office/word/2010/wordprocessingShape" mc:Ignorable="w14 w15 w16se w16cid w16 w16cex w16sdtdh w16sdtfl w16du wp14">
   <w:body>
     <w:p>
       <w:pPr>
@@ -294,7 +294,6 @@
         <w:tc>
           <w:tcPr>
             <w:tcW w:w="706" w:type="pct"/>
-            <w:shd w:val="clear" w:color="auto" w:fill="auto"/>
             <w:vAlign w:val="center"/>
           </w:tcPr>
           <w:p>
@@ -327,7 +326,6 @@
         <w:tc>
           <w:tcPr>
             <w:tcW w:w="2401" w:type="pct"/>
-            <w:shd w:val="clear" w:color="auto" w:fill="auto"/>
             <w:vAlign w:val="center"/>
           </w:tcPr>
           <w:p>
@@ -1236,17 +1234,7 @@
                 <w:color w:val="3B3838" w:themeColor="background2" w:themeShade="40"/>
                 <w:lang w:eastAsia="es-CL"/>
               </w:rPr>
-              <w:t>1</w:t>
-            </w:r>
-            <w:r>
-              <w:rPr>
-                <w:rFonts w:asciiTheme="minorHAnsi" w:eastAsiaTheme="minorEastAsia" w:hAnsiTheme="minorHAnsi" w:cstheme="minorBidi"/>
-                <w:b/>
-                <w:bCs/>
-                <w:color w:val="3B3838" w:themeColor="background2" w:themeShade="40"/>
-                <w:lang w:eastAsia="es-CL"/>
-              </w:rPr>
-              <w:t>2</w:t>
+              <w:t>10</w:t>
             </w:r>
           </w:p>
         </w:tc>
@@ -1364,17 +1352,7 @@
                 <w:color w:val="3B3838" w:themeColor="background2" w:themeShade="40"/>
                 <w:lang w:eastAsia="es-CL"/>
               </w:rPr>
-              <w:t>1</w:t>
-            </w:r>
-            <w:r>
-              <w:rPr>
-                <w:rFonts w:asciiTheme="minorHAnsi" w:eastAsiaTheme="minorEastAsia" w:hAnsiTheme="minorHAnsi" w:cstheme="minorBidi"/>
-                <w:b/>
-                <w:bCs/>
-                <w:color w:val="3B3838" w:themeColor="background2" w:themeShade="40"/>
-                <w:lang w:eastAsia="es-CL"/>
-              </w:rPr>
-              <w:t>5</w:t>
+              <w:t>10</w:t>
             </w:r>
           </w:p>
         </w:tc>
@@ -1610,17 +1588,7 @@
                 <w:color w:val="3B3838" w:themeColor="background2" w:themeShade="40"/>
                 <w:lang w:eastAsia="es-CL"/>
               </w:rPr>
-              <w:t>1</w:t>
-            </w:r>
-            <w:r>
-              <w:rPr>
-                <w:rFonts w:asciiTheme="minorHAnsi" w:eastAsiaTheme="minorEastAsia" w:hAnsiTheme="minorHAnsi" w:cstheme="minorBidi"/>
-                <w:b/>
-                <w:bCs/>
-                <w:color w:val="3B3838" w:themeColor="background2" w:themeShade="40"/>
-                <w:lang w:eastAsia="es-CL"/>
-              </w:rPr>
-              <w:t>3</w:t>
+              <w:t>10</w:t>
             </w:r>
           </w:p>
         </w:tc>
@@ -1846,6 +1814,36 @@
                 <w:rFonts w:ascii="Calibri" w:eastAsia="Calibri" w:hAnsi="Calibri" w:cs="Calibri"/>
               </w:rPr>
             </w:pPr>
+            <w:r>
+              <w:rPr>
+                <w:rFonts w:asciiTheme="minorHAnsi" w:eastAsiaTheme="minorEastAsia" w:hAnsiTheme="minorHAnsi" w:cstheme="minorBidi"/>
+                <w:color w:val="3B3838" w:themeColor="background2" w:themeShade="40"/>
+              </w:rPr>
+              <w:t xml:space="preserve">6. </w:t>
+            </w:r>
+            <w:r>
+              <w:rPr>
+                <w:rFonts w:asciiTheme="minorHAnsi" w:eastAsiaTheme="minorEastAsia" w:hAnsiTheme="minorHAnsi" w:cstheme="minorBidi"/>
+                <w:color w:val="3B3838" w:themeColor="background2" w:themeShade="40"/>
+              </w:rPr>
+              <w:t xml:space="preserve">Redacta el </w:t>
+            </w:r>
+            <w:proofErr w:type="spellStart"/>
+            <w:r>
+              <w:rPr>
+                <w:rFonts w:asciiTheme="minorHAnsi" w:eastAsiaTheme="minorEastAsia" w:hAnsiTheme="minorHAnsi" w:cstheme="minorBidi"/>
+                <w:color w:val="3B3838" w:themeColor="background2" w:themeShade="40"/>
+              </w:rPr>
+              <w:t>abstract</w:t>
+            </w:r>
+            <w:proofErr w:type="spellEnd"/>
+            <w:r>
+              <w:rPr>
+                <w:rFonts w:asciiTheme="minorHAnsi" w:eastAsiaTheme="minorEastAsia" w:hAnsiTheme="minorHAnsi" w:cstheme="minorBidi"/>
+                <w:color w:val="3B3838" w:themeColor="background2" w:themeShade="40"/>
+              </w:rPr>
+              <w:t>, las conclusiones y la reflexión en inglés con ideas completas que se conectan en secuencia lógica, utilizando estructuras gramaticales y vocabulario en forma correcta y pertinente al tema a un nivel intermedio alto.</w:t>
+            </w:r>
           </w:p>
         </w:tc>
         <w:tc>
@@ -1873,6 +1871,16 @@
                 <w:lang w:eastAsia="es-CL"/>
               </w:rPr>
             </w:pPr>
+            <w:r>
+              <w:rPr>
+                <w:rFonts w:asciiTheme="minorHAnsi" w:eastAsiaTheme="minorEastAsia" w:hAnsiTheme="minorHAnsi" w:cstheme="minorBidi"/>
+                <w:b/>
+                <w:bCs/>
+                <w:color w:val="000000" w:themeColor="text1"/>
+                <w:lang w:eastAsia="es-CL"/>
+              </w:rPr>
+              <w:t>10</w:t>
+            </w:r>
           </w:p>
         </w:tc>
       </w:tr>
@@ -1980,6 +1988,23 @@
         </w:tc>
       </w:tr>
     </w:tbl>
+    <w:p>
+      <w:pPr>
+        <w:pStyle w:val="Piedepgina"/>
+        <w:tabs>
+          <w:tab w:val="clear" w:pos="4419"/>
+          <w:tab w:val="clear" w:pos="8838"/>
+        </w:tabs>
+        <w:spacing w:line="276" w:lineRule="auto"/>
+        <w:jc w:val="both"/>
+        <w:rPr>
+          <w:rFonts w:asciiTheme="minorHAnsi" w:eastAsiaTheme="minorEastAsia" w:hAnsiTheme="minorHAnsi" w:cstheme="minorBidi"/>
+          <w:color w:val="000000" w:themeColor="text1"/>
+          <w:sz w:val="22"/>
+          <w:szCs w:val="22"/>
+        </w:rPr>
+      </w:pPr>
+    </w:p>
     <w:p>
       <w:pPr>
         <w:pStyle w:val="Piedepgina"/>
@@ -2256,23 +2281,7 @@
                 <w:rFonts w:asciiTheme="minorHAnsi" w:eastAsiaTheme="minorEastAsia" w:hAnsiTheme="minorHAnsi" w:cstheme="minorBidi"/>
                 <w:color w:val="000000" w:themeColor="text1"/>
               </w:rPr>
-              <w:t xml:space="preserve">1.3 Desarrolla mejoras al producto en base al resultado de </w:t>
-            </w:r>
-            <w:proofErr w:type="gramStart"/>
-            <w:r>
-              <w:rPr>
-                <w:rFonts w:asciiTheme="minorHAnsi" w:eastAsiaTheme="minorEastAsia" w:hAnsiTheme="minorHAnsi" w:cstheme="minorBidi"/>
-                <w:color w:val="000000" w:themeColor="text1"/>
-              </w:rPr>
-              <w:t>las mismas</w:t>
-            </w:r>
-            <w:proofErr w:type="gramEnd"/>
-            <w:r>
-              <w:rPr>
-                <w:rFonts w:asciiTheme="minorHAnsi" w:eastAsiaTheme="minorEastAsia" w:hAnsiTheme="minorHAnsi" w:cstheme="minorBidi"/>
-                <w:color w:val="000000" w:themeColor="text1"/>
-              </w:rPr>
-              <w:t xml:space="preserve">. </w:t>
+              <w:t xml:space="preserve">1.3 Desarrolla mejoras al producto en base al resultado de las mismas. </w:t>
             </w:r>
           </w:p>
         </w:tc>
@@ -2313,27 +2322,7 @@
                 <w:bCs/>
                 <w:color w:val="000000" w:themeColor="text1"/>
               </w:rPr>
-              <w:t xml:space="preserve">Gestionar proyectos informáticos, ofreciendo alternativas para la toma de decisiones </w:t>
-            </w:r>
-            <w:proofErr w:type="gramStart"/>
-            <w:r>
-              <w:rPr>
-                <w:rFonts w:asciiTheme="minorHAnsi" w:eastAsiaTheme="minorEastAsia" w:hAnsiTheme="minorHAnsi" w:cstheme="minorBidi"/>
-                <w:b/>
-                <w:bCs/>
-                <w:color w:val="000000" w:themeColor="text1"/>
-              </w:rPr>
-              <w:t>de acuerdo a</w:t>
-            </w:r>
-            <w:proofErr w:type="gramEnd"/>
-            <w:r>
-              <w:rPr>
-                <w:rFonts w:asciiTheme="minorHAnsi" w:eastAsiaTheme="minorEastAsia" w:hAnsiTheme="minorHAnsi" w:cstheme="minorBidi"/>
-                <w:b/>
-                <w:bCs/>
-                <w:color w:val="000000" w:themeColor="text1"/>
-              </w:rPr>
-              <w:t xml:space="preserve"> los requerimientos de la organización.</w:t>
+              <w:t>Gestionar proyectos informáticos, ofreciendo alternativas para la toma de decisiones de acuerdo a los requerimientos de la organización.</w:t>
             </w:r>
           </w:p>
         </w:tc>
@@ -2361,23 +2350,7 @@
                 <w:rFonts w:asciiTheme="minorHAnsi" w:eastAsiaTheme="minorEastAsia" w:hAnsiTheme="minorHAnsi" w:cstheme="minorBidi"/>
                 <w:color w:val="000000" w:themeColor="text1"/>
               </w:rPr>
-              <w:t xml:space="preserve">2.1 Planifica proyectos informáticos, ofreciendo alternativas para la toma de decisiones </w:t>
-            </w:r>
-            <w:proofErr w:type="gramStart"/>
-            <w:r>
-              <w:rPr>
-                <w:rFonts w:asciiTheme="minorHAnsi" w:eastAsiaTheme="minorEastAsia" w:hAnsiTheme="minorHAnsi" w:cstheme="minorBidi"/>
-                <w:color w:val="000000" w:themeColor="text1"/>
-              </w:rPr>
-              <w:t>de acuerdo a</w:t>
-            </w:r>
-            <w:proofErr w:type="gramEnd"/>
-            <w:r>
-              <w:rPr>
-                <w:rFonts w:asciiTheme="minorHAnsi" w:eastAsiaTheme="minorEastAsia" w:hAnsiTheme="minorHAnsi" w:cstheme="minorBidi"/>
-                <w:color w:val="000000" w:themeColor="text1"/>
-              </w:rPr>
-              <w:t xml:space="preserve"> los requerimientos de la organización.</w:t>
+              <w:t>2.1 Planifica proyectos informáticos, ofreciendo alternativas para la toma de decisiones de acuerdo a los requerimientos de la organización.</w:t>
             </w:r>
           </w:p>
         </w:tc>
@@ -2418,23 +2391,7 @@
                 <w:rFonts w:asciiTheme="minorHAnsi" w:eastAsiaTheme="minorEastAsia" w:hAnsiTheme="minorHAnsi" w:cstheme="minorBidi"/>
                 <w:color w:val="000000" w:themeColor="text1"/>
               </w:rPr>
-              <w:t xml:space="preserve">2.2 Controla proyectos informáticos, ofreciendo alternativas para la toma de decisiones </w:t>
-            </w:r>
-            <w:proofErr w:type="gramStart"/>
-            <w:r>
-              <w:rPr>
-                <w:rFonts w:asciiTheme="minorHAnsi" w:eastAsiaTheme="minorEastAsia" w:hAnsiTheme="minorHAnsi" w:cstheme="minorBidi"/>
-                <w:color w:val="000000" w:themeColor="text1"/>
-              </w:rPr>
-              <w:t>de acuerdo a</w:t>
-            </w:r>
-            <w:proofErr w:type="gramEnd"/>
-            <w:r>
-              <w:rPr>
-                <w:rFonts w:asciiTheme="minorHAnsi" w:eastAsiaTheme="minorEastAsia" w:hAnsiTheme="minorHAnsi" w:cstheme="minorBidi"/>
-                <w:color w:val="000000" w:themeColor="text1"/>
-              </w:rPr>
-              <w:t xml:space="preserve"> los requerimientos de la organización.</w:t>
+              <w:t>2.2 Controla proyectos informáticos, ofreciendo alternativas para la toma de decisiones de acuerdo a los requerimientos de la organización.</w:t>
             </w:r>
           </w:p>
         </w:tc>
@@ -2475,27 +2432,7 @@
                 <w:bCs/>
                 <w:color w:val="000000" w:themeColor="text1"/>
               </w:rPr>
-              <w:t xml:space="preserve">Construir modelos de datos para soportar los requerimientos de la organización </w:t>
-            </w:r>
-            <w:proofErr w:type="gramStart"/>
-            <w:r>
-              <w:rPr>
-                <w:rFonts w:asciiTheme="minorHAnsi" w:eastAsiaTheme="minorEastAsia" w:hAnsiTheme="minorHAnsi" w:cstheme="minorBidi"/>
-                <w:b/>
-                <w:bCs/>
-                <w:color w:val="000000" w:themeColor="text1"/>
-              </w:rPr>
-              <w:t>de acuerdo a</w:t>
-            </w:r>
-            <w:proofErr w:type="gramEnd"/>
-            <w:r>
-              <w:rPr>
-                <w:rFonts w:asciiTheme="minorHAnsi" w:eastAsiaTheme="minorEastAsia" w:hAnsiTheme="minorHAnsi" w:cstheme="minorBidi"/>
-                <w:b/>
-                <w:bCs/>
-                <w:color w:val="000000" w:themeColor="text1"/>
-              </w:rPr>
-              <w:t xml:space="preserve"> un diseño definido y escalable en el tiempo.</w:t>
+              <w:t>Construir modelos de datos para soportar los requerimientos de la organización de acuerdo a un diseño definido y escalable en el tiempo.</w:t>
             </w:r>
           </w:p>
         </w:tc>
@@ -2523,23 +2460,7 @@
                 <w:rFonts w:asciiTheme="minorHAnsi" w:eastAsiaTheme="minorEastAsia" w:hAnsiTheme="minorHAnsi" w:cstheme="minorBidi"/>
                 <w:color w:val="000000" w:themeColor="text1"/>
               </w:rPr>
-              <w:t xml:space="preserve">3.1 Diseña modelos de datos para soportar los requerimientos de la organización </w:t>
-            </w:r>
-            <w:proofErr w:type="gramStart"/>
-            <w:r>
-              <w:rPr>
-                <w:rFonts w:asciiTheme="minorHAnsi" w:eastAsiaTheme="minorEastAsia" w:hAnsiTheme="minorHAnsi" w:cstheme="minorBidi"/>
-                <w:color w:val="000000" w:themeColor="text1"/>
-              </w:rPr>
-              <w:t>de acuerdo a</w:t>
-            </w:r>
-            <w:proofErr w:type="gramEnd"/>
-            <w:r>
-              <w:rPr>
-                <w:rFonts w:asciiTheme="minorHAnsi" w:eastAsiaTheme="minorEastAsia" w:hAnsiTheme="minorHAnsi" w:cstheme="minorBidi"/>
-                <w:color w:val="000000" w:themeColor="text1"/>
-              </w:rPr>
-              <w:t xml:space="preserve"> un diseño definido y escalable en el tiempo.</w:t>
+              <w:t>3.1 Diseña modelos de datos para soportar los requerimientos de la organización de acuerdo a un diseño definido y escalable en el tiempo.</w:t>
             </w:r>
           </w:p>
         </w:tc>
@@ -2580,23 +2501,7 @@
                 <w:rFonts w:asciiTheme="minorHAnsi" w:eastAsiaTheme="minorEastAsia" w:hAnsiTheme="minorHAnsi" w:cstheme="minorBidi"/>
                 <w:color w:val="000000" w:themeColor="text1"/>
               </w:rPr>
-              <w:t xml:space="preserve">3.2 Implementa modelos de datos para soportar los requerimientos de la organización </w:t>
-            </w:r>
-            <w:proofErr w:type="gramStart"/>
-            <w:r>
-              <w:rPr>
-                <w:rFonts w:asciiTheme="minorHAnsi" w:eastAsiaTheme="minorEastAsia" w:hAnsiTheme="minorHAnsi" w:cstheme="minorBidi"/>
-                <w:color w:val="000000" w:themeColor="text1"/>
-              </w:rPr>
-              <w:t>de acuerdo a</w:t>
-            </w:r>
-            <w:proofErr w:type="gramEnd"/>
-            <w:r>
-              <w:rPr>
-                <w:rFonts w:asciiTheme="minorHAnsi" w:eastAsiaTheme="minorEastAsia" w:hAnsiTheme="minorHAnsi" w:cstheme="minorBidi"/>
-                <w:color w:val="000000" w:themeColor="text1"/>
-              </w:rPr>
-              <w:t xml:space="preserve"> un diseño definido y escalable en el tiempo.</w:t>
+              <w:t>3.2 Implementa modelos de datos para soportar los requerimientos de la organización de acuerdo a un diseño definido y escalable en el tiempo.</w:t>
             </w:r>
           </w:p>
         </w:tc>
@@ -2753,6 +2658,22 @@
         </w:tc>
       </w:tr>
     </w:tbl>
+    <w:p>
+      <w:pPr>
+        <w:pStyle w:val="Prrafodelista"/>
+        <w:ind w:left="360"/>
+        <w:rPr>
+          <w:rFonts w:eastAsiaTheme="minorEastAsia"/>
+          <w:b/>
+          <w:bCs/>
+          <w:color w:val="000000"/>
+          <w:spacing w:val="-30"/>
+          <w:sz w:val="40"/>
+          <w:szCs w:val="40"/>
+          <w:lang w:val="es-CL" w:eastAsia="es-CL"/>
+        </w:rPr>
+      </w:pPr>
+    </w:p>
     <w:p>
       <w:pPr>
         <w:pStyle w:val="Prrafodelista"/>
@@ -3598,6 +3519,15 @@
               </w:rPr>
               <w:t>Número de página</w:t>
             </w:r>
+            <w:r>
+              <w:rPr>
+                <w:rFonts w:ascii="Calibri" w:eastAsia="Calibri" w:hAnsi="Calibri" w:cs="Calibri"/>
+                <w:color w:val="000000" w:themeColor="text1"/>
+                <w:sz w:val="22"/>
+                <w:szCs w:val="22"/>
+              </w:rPr>
+              <w:t xml:space="preserve"> </w:t>
+            </w:r>
           </w:p>
           <w:p>
             <w:pPr>
@@ -3680,6 +3610,7 @@
                 <w:sz w:val="22"/>
                 <w:szCs w:val="22"/>
               </w:rPr>
+              <w:lastRenderedPageBreak/>
               <w:t xml:space="preserve">La evaluación se realiza en la </w:t>
             </w:r>
             <w:r>
@@ -3968,6 +3899,53 @@
         </w:tc>
       </w:tr>
     </w:tbl>
+    <w:p>
+      <w:pPr>
+        <w:pStyle w:val="Encabezado"/>
+        <w:pBdr>
+          <w:bottom w:val="single" w:sz="4" w:space="0" w:color="auto"/>
+        </w:pBdr>
+        <w:jc w:val="center"/>
+        <w:rPr>
+          <w:rFonts w:asciiTheme="minorHAnsi" w:eastAsiaTheme="minorEastAsia" w:hAnsiTheme="minorHAnsi" w:cstheme="minorBidi"/>
+          <w:b/>
+          <w:bCs/>
+          <w:color w:val="000000"/>
+          <w:spacing w:val="-30"/>
+          <w:sz w:val="56"/>
+          <w:szCs w:val="56"/>
+          <w:lang w:val="es-CL" w:eastAsia="es-CL"/>
+        </w:rPr>
+      </w:pPr>
+    </w:p>
+    <w:p>
+      <w:pPr>
+        <w:spacing w:after="160" w:line="259" w:lineRule="auto"/>
+        <w:rPr>
+          <w:rFonts w:asciiTheme="minorHAnsi" w:eastAsiaTheme="minorEastAsia" w:hAnsiTheme="minorHAnsi" w:cstheme="minorBidi"/>
+          <w:b/>
+          <w:bCs/>
+          <w:color w:val="000000"/>
+          <w:spacing w:val="-30"/>
+          <w:sz w:val="56"/>
+          <w:szCs w:val="56"/>
+          <w:lang w:val="es-CL" w:eastAsia="es-CL"/>
+        </w:rPr>
+      </w:pPr>
+      <w:r>
+        <w:rPr>
+          <w:rFonts w:asciiTheme="minorHAnsi" w:eastAsiaTheme="minorEastAsia" w:hAnsiTheme="minorHAnsi" w:cstheme="minorBidi"/>
+          <w:b/>
+          <w:bCs/>
+          <w:color w:val="000000"/>
+          <w:spacing w:val="-30"/>
+          <w:sz w:val="56"/>
+          <w:szCs w:val="56"/>
+          <w:lang w:val="es-CL" w:eastAsia="es-CL"/>
+        </w:rPr>
+        <w:br w:type="page"/>
+      </w:r>
+    </w:p>
     <w:p>
       <w:pPr>
         <w:pStyle w:val="Encabezado"/>
@@ -4798,18 +4776,7 @@
                 <w:sz w:val="22"/>
                 <w:szCs w:val="22"/>
               </w:rPr>
-              <w:t xml:space="preserve">Completamente </w:t>
-            </w:r>
-            <w:proofErr w:type="gramStart"/>
-            <w:r>
-              <w:rPr>
-                <w:rFonts w:asciiTheme="minorHAnsi" w:eastAsiaTheme="minorEastAsia" w:hAnsiTheme="minorHAnsi" w:cstheme="minorBidi"/>
-                <w:b/>
-                <w:bCs/>
-                <w:sz w:val="22"/>
-                <w:szCs w:val="22"/>
-              </w:rPr>
-              <w:t>Logrado</w:t>
+              <w:t>Completamente Logrado</w:t>
             </w:r>
             <w:r>
               <w:rPr>
@@ -4829,7 +4796,6 @@
               </w:rPr>
               <w:t>(</w:t>
             </w:r>
-            <w:proofErr w:type="gramEnd"/>
             <w:r>
               <w:rPr>
                 <w:rFonts w:asciiTheme="minorHAnsi" w:eastAsiaTheme="minorEastAsia" w:hAnsiTheme="minorHAnsi" w:cstheme="minorBidi"/>
@@ -4867,7 +4833,6 @@
                 <w:lang w:eastAsia="es-CL"/>
               </w:rPr>
             </w:pPr>
-            <w:proofErr w:type="gramStart"/>
             <w:r>
               <w:rPr>
                 <w:rFonts w:asciiTheme="minorHAnsi" w:eastAsiaTheme="minorEastAsia" w:hAnsiTheme="minorHAnsi" w:cstheme="minorBidi"/>
@@ -4896,7 +4861,6 @@
               </w:rPr>
               <w:t>(</w:t>
             </w:r>
-            <w:proofErr w:type="gramEnd"/>
             <w:r>
               <w:rPr>
                 <w:rFonts w:asciiTheme="minorHAnsi" w:eastAsiaTheme="minorEastAsia" w:hAnsiTheme="minorHAnsi" w:cstheme="minorBidi"/>
@@ -5093,7 +5057,6 @@
           </w:tcPr>
           <w:p>
             <w:pPr>
-              <w:jc w:val="both"/>
               <w:rPr>
                 <w:rFonts w:asciiTheme="minorHAnsi" w:eastAsiaTheme="minorEastAsia" w:hAnsiTheme="minorHAnsi" w:cstheme="minorBidi"/>
                 <w:color w:val="3B3838" w:themeColor="background2" w:themeShade="40"/>
@@ -5113,10 +5076,10 @@
         <w:tc>
           <w:tcPr>
             <w:tcW w:w="2250" w:type="dxa"/>
-          </w:tcPr>
-          <w:p>
-            <w:pPr>
-              <w:jc w:val="both"/>
+            <w:vAlign w:val="center"/>
+          </w:tcPr>
+          <w:p>
+            <w:pPr>
               <w:rPr>
                 <w:rFonts w:asciiTheme="minorHAnsi" w:eastAsiaTheme="minorEastAsia" w:hAnsiTheme="minorHAnsi" w:cstheme="minorBidi"/>
                 <w:color w:val="3B3838" w:themeColor="background2" w:themeShade="40"/>
@@ -5135,10 +5098,10 @@
         <w:tc>
           <w:tcPr>
             <w:tcW w:w="2190" w:type="dxa"/>
-          </w:tcPr>
-          <w:p>
-            <w:pPr>
-              <w:jc w:val="both"/>
+            <w:vAlign w:val="center"/>
+          </w:tcPr>
+          <w:p>
+            <w:pPr>
               <w:rPr>
                 <w:rFonts w:asciiTheme="minorHAnsi" w:eastAsiaTheme="minorEastAsia" w:hAnsiTheme="minorHAnsi" w:cstheme="minorBidi"/>
                 <w:color w:val="3B3838" w:themeColor="background2" w:themeShade="40"/>
@@ -5150,21 +5113,13 @@
                 <w:rFonts w:asciiTheme="minorHAnsi" w:eastAsiaTheme="minorEastAsia" w:hAnsiTheme="minorHAnsi" w:cstheme="minorBidi"/>
                 <w:color w:val="3B3838" w:themeColor="background2" w:themeShade="40"/>
               </w:rPr>
-              <w:t xml:space="preserve">Describe brevemente en qué consiste el proyecto APT, señalando la relevancia, impacto o beneficio (real o simulado) que tendría, pero no queda clara la </w:t>
+              <w:t>Describe brevemente en qué consiste el proyecto APT, señalando la relevancia, impacto o beneficio (real o simulado) que tendría, pero no queda clara la relación con el campo laboral de su carrera</w:t>
             </w:r>
             <w:r>
               <w:rPr>
                 <w:rFonts w:asciiTheme="minorHAnsi" w:eastAsiaTheme="minorEastAsia" w:hAnsiTheme="minorHAnsi" w:cstheme="minorBidi"/>
                 <w:color w:val="3B3838" w:themeColor="background2" w:themeShade="40"/>
               </w:rPr>
-              <w:lastRenderedPageBreak/>
-              <w:t>relación con el campo laboral de su carrera</w:t>
-            </w:r>
-            <w:r>
-              <w:rPr>
-                <w:rFonts w:asciiTheme="minorHAnsi" w:eastAsiaTheme="minorEastAsia" w:hAnsiTheme="minorHAnsi" w:cstheme="minorBidi"/>
-                <w:color w:val="3B3838" w:themeColor="background2" w:themeShade="40"/>
-              </w:rPr>
               <w:t>.</w:t>
             </w:r>
           </w:p>
@@ -5172,11 +5127,11 @@
         <w:tc>
           <w:tcPr>
             <w:tcW w:w="2235" w:type="dxa"/>
+            <w:vAlign w:val="center"/>
             <w:hideMark/>
           </w:tcPr>
           <w:p>
             <w:pPr>
-              <w:jc w:val="both"/>
               <w:rPr>
                 <w:rFonts w:asciiTheme="minorHAnsi" w:eastAsiaTheme="minorEastAsia" w:hAnsiTheme="minorHAnsi" w:cstheme="minorBidi"/>
                 <w:color w:val="3B3838" w:themeColor="background2" w:themeShade="40"/>
@@ -5188,7 +5143,6 @@
                 <w:rFonts w:asciiTheme="minorHAnsi" w:eastAsiaTheme="minorEastAsia" w:hAnsiTheme="minorHAnsi" w:cstheme="minorBidi"/>
                 <w:color w:val="3B3838" w:themeColor="background2" w:themeShade="40"/>
               </w:rPr>
-              <w:lastRenderedPageBreak/>
               <w:t xml:space="preserve">Describe brevemente en qué consiste el proyecto APT, pero no lo justifica ni relaciona con el campo laboral de su carrera. </w:t>
             </w:r>
           </w:p>
@@ -5196,11 +5150,11 @@
         <w:tc>
           <w:tcPr>
             <w:tcW w:w="1945" w:type="dxa"/>
+            <w:vAlign w:val="center"/>
             <w:hideMark/>
           </w:tcPr>
           <w:p>
             <w:pPr>
-              <w:jc w:val="both"/>
               <w:rPr>
                 <w:rFonts w:asciiTheme="minorHAnsi" w:eastAsiaTheme="minorEastAsia" w:hAnsiTheme="minorHAnsi" w:cstheme="minorBidi"/>
                 <w:color w:val="3B3838" w:themeColor="background2" w:themeShade="40"/>
@@ -5241,17 +5195,7 @@
                 <w:color w:val="3B3838" w:themeColor="background2" w:themeShade="40"/>
                 <w:lang w:eastAsia="es-CL"/>
               </w:rPr>
-              <w:t>1</w:t>
-            </w:r>
-            <w:r>
-              <w:rPr>
-                <w:rFonts w:asciiTheme="minorHAnsi" w:eastAsiaTheme="minorEastAsia" w:hAnsiTheme="minorHAnsi" w:cstheme="minorBidi"/>
-                <w:b/>
-                <w:bCs/>
-                <w:color w:val="3B3838" w:themeColor="background2" w:themeShade="40"/>
-                <w:lang w:eastAsia="es-CL"/>
-              </w:rPr>
-              <w:t>2</w:t>
+              <w:t>10</w:t>
             </w:r>
           </w:p>
         </w:tc>
@@ -5267,7 +5211,6 @@
           </w:tcPr>
           <w:p>
             <w:pPr>
-              <w:jc w:val="both"/>
               <w:rPr>
                 <w:rFonts w:asciiTheme="minorHAnsi" w:eastAsiaTheme="minorEastAsia" w:hAnsiTheme="minorHAnsi" w:cstheme="minorBidi"/>
                 <w:color w:val="3B3838" w:themeColor="background2" w:themeShade="40"/>
@@ -5287,10 +5230,10 @@
         <w:tc>
           <w:tcPr>
             <w:tcW w:w="2250" w:type="dxa"/>
-          </w:tcPr>
-          <w:p>
-            <w:pPr>
-              <w:jc w:val="both"/>
+            <w:vAlign w:val="center"/>
+          </w:tcPr>
+          <w:p>
+            <w:pPr>
               <w:rPr>
                 <w:rFonts w:asciiTheme="minorHAnsi" w:eastAsiaTheme="minorEastAsia" w:hAnsiTheme="minorHAnsi" w:cstheme="minorBidi"/>
                 <w:color w:val="3B3838" w:themeColor="background2" w:themeShade="40"/>
@@ -5302,17 +5245,25 @@
                 <w:rFonts w:asciiTheme="minorHAnsi" w:eastAsiaTheme="minorEastAsia" w:hAnsiTheme="minorHAnsi" w:cstheme="minorBidi"/>
                 <w:color w:val="3B3838" w:themeColor="background2" w:themeShade="40"/>
               </w:rPr>
-              <w:t xml:space="preserve">Describe una relación coherente entre su proyecto y el perfil de egreso de su plan de estudio, especificando cómo debe utilizar distintas competencias para desarrollar su Proyecto APT. </w:t>
+              <w:t xml:space="preserve">Describe una relación coherente entre su proyecto y el perfil de egreso de su plan de estudio, especificando cómo debe utilizar </w:t>
+            </w:r>
+            <w:r>
+              <w:rPr>
+                <w:rFonts w:asciiTheme="minorHAnsi" w:eastAsiaTheme="minorEastAsia" w:hAnsiTheme="minorHAnsi" w:cstheme="minorBidi"/>
+                <w:color w:val="3B3838" w:themeColor="background2" w:themeShade="40"/>
+              </w:rPr>
+              <w:lastRenderedPageBreak/>
+              <w:t xml:space="preserve">distintas competencias para desarrollar su Proyecto APT. </w:t>
             </w:r>
           </w:p>
         </w:tc>
         <w:tc>
           <w:tcPr>
             <w:tcW w:w="2190" w:type="dxa"/>
-          </w:tcPr>
-          <w:p>
-            <w:pPr>
-              <w:jc w:val="both"/>
+            <w:vAlign w:val="center"/>
+          </w:tcPr>
+          <w:p>
+            <w:pPr>
               <w:rPr>
                 <w:rFonts w:asciiTheme="minorHAnsi" w:eastAsiaTheme="minorEastAsia" w:hAnsiTheme="minorHAnsi" w:cstheme="minorBidi"/>
                 <w:color w:val="3B3838" w:themeColor="background2" w:themeShade="40"/>
@@ -5324,17 +5275,26 @@
                 <w:rFonts w:asciiTheme="minorHAnsi" w:eastAsiaTheme="minorEastAsia" w:hAnsiTheme="minorHAnsi" w:cstheme="minorBidi"/>
                 <w:color w:val="3B3838" w:themeColor="background2" w:themeShade="40"/>
               </w:rPr>
-              <w:t>Describe una relación coherente entre su proyecto y el perfil de egreso de su plan de estudio, pero no especifica cómo debe utilizar distintas competencias para desarrollar su Proyecto APT.</w:t>
+              <w:lastRenderedPageBreak/>
+              <w:t xml:space="preserve">Describe una relación coherente entre su proyecto y el perfil de egreso de su plan de estudio, pero no especifica cómo debe </w:t>
+            </w:r>
+            <w:r>
+              <w:rPr>
+                <w:rFonts w:asciiTheme="minorHAnsi" w:eastAsiaTheme="minorEastAsia" w:hAnsiTheme="minorHAnsi" w:cstheme="minorBidi"/>
+                <w:color w:val="3B3838" w:themeColor="background2" w:themeShade="40"/>
+              </w:rPr>
+              <w:lastRenderedPageBreak/>
+              <w:t>utilizar distintas competencias para desarrollar su Proyecto APT.</w:t>
             </w:r>
           </w:p>
         </w:tc>
         <w:tc>
           <w:tcPr>
             <w:tcW w:w="2235" w:type="dxa"/>
-          </w:tcPr>
-          <w:p>
-            <w:pPr>
-              <w:jc w:val="both"/>
+            <w:vAlign w:val="center"/>
+          </w:tcPr>
+          <w:p>
+            <w:pPr>
               <w:rPr>
                 <w:rFonts w:asciiTheme="minorHAnsi" w:eastAsiaTheme="minorEastAsia" w:hAnsiTheme="minorHAnsi" w:cstheme="minorBidi"/>
                 <w:color w:val="3B3838" w:themeColor="background2" w:themeShade="40"/>
@@ -5346,6 +5306,7 @@
                 <w:rFonts w:asciiTheme="minorHAnsi" w:eastAsiaTheme="minorEastAsia" w:hAnsiTheme="minorHAnsi" w:cstheme="minorBidi"/>
                 <w:color w:val="3B3838" w:themeColor="background2" w:themeShade="40"/>
               </w:rPr>
+              <w:lastRenderedPageBreak/>
               <w:t>Describe una relación que tiene elementos que no son coherentes entre su proyecto y el perfil de egreso de su plan de estudio.</w:t>
             </w:r>
           </w:p>
@@ -5353,10 +5314,10 @@
         <w:tc>
           <w:tcPr>
             <w:tcW w:w="1945" w:type="dxa"/>
-          </w:tcPr>
-          <w:p>
-            <w:pPr>
-              <w:jc w:val="both"/>
+            <w:vAlign w:val="center"/>
+          </w:tcPr>
+          <w:p>
+            <w:pPr>
               <w:rPr>
                 <w:rFonts w:asciiTheme="minorHAnsi" w:eastAsiaTheme="minorEastAsia" w:hAnsiTheme="minorHAnsi" w:cstheme="minorBidi"/>
                 <w:color w:val="3B3838" w:themeColor="background2" w:themeShade="40"/>
@@ -5378,6 +5339,7 @@
                 <w:rFonts w:asciiTheme="minorHAnsi" w:eastAsiaTheme="minorEastAsia" w:hAnsiTheme="minorHAnsi" w:cstheme="minorBidi"/>
                 <w:color w:val="3B3838" w:themeColor="background2" w:themeShade="40"/>
               </w:rPr>
+              <w:lastRenderedPageBreak/>
               <w:t>O</w:t>
             </w:r>
             <w:r>
@@ -5416,17 +5378,8 @@
                 <w:color w:val="3B3838" w:themeColor="background2" w:themeShade="40"/>
                 <w:lang w:eastAsia="es-CL"/>
               </w:rPr>
-              <w:t>1</w:t>
-            </w:r>
-            <w:r>
-              <w:rPr>
-                <w:rFonts w:asciiTheme="minorHAnsi" w:eastAsiaTheme="minorEastAsia" w:hAnsiTheme="minorHAnsi" w:cstheme="minorBidi"/>
-                <w:b/>
-                <w:bCs/>
-                <w:color w:val="3B3838" w:themeColor="background2" w:themeShade="40"/>
-                <w:lang w:eastAsia="es-CL"/>
-              </w:rPr>
-              <w:t>5</w:t>
+              <w:lastRenderedPageBreak/>
+              <w:t>10</w:t>
             </w:r>
           </w:p>
         </w:tc>
@@ -5442,7 +5395,6 @@
           </w:tcPr>
           <w:p>
             <w:pPr>
-              <w:jc w:val="both"/>
               <w:rPr>
                 <w:rFonts w:asciiTheme="minorHAnsi" w:eastAsiaTheme="minorEastAsia" w:hAnsiTheme="minorHAnsi" w:cstheme="minorBidi"/>
                 <w:color w:val="3B3838" w:themeColor="background2" w:themeShade="40"/>
@@ -5462,10 +5414,10 @@
         <w:tc>
           <w:tcPr>
             <w:tcW w:w="2250" w:type="dxa"/>
-          </w:tcPr>
-          <w:p>
-            <w:pPr>
-              <w:jc w:val="both"/>
+            <w:vAlign w:val="center"/>
+          </w:tcPr>
+          <w:p>
+            <w:pPr>
               <w:rPr>
                 <w:rFonts w:asciiTheme="minorHAnsi" w:eastAsiaTheme="minorEastAsia" w:hAnsiTheme="minorHAnsi" w:cstheme="minorBidi"/>
                 <w:color w:val="3B3838" w:themeColor="background2" w:themeShade="40"/>
@@ -5484,10 +5436,10 @@
         <w:tc>
           <w:tcPr>
             <w:tcW w:w="2190" w:type="dxa"/>
-          </w:tcPr>
-          <w:p>
-            <w:pPr>
-              <w:jc w:val="both"/>
+            <w:vAlign w:val="center"/>
+          </w:tcPr>
+          <w:p>
+            <w:pPr>
               <w:rPr>
                 <w:rFonts w:asciiTheme="minorHAnsi" w:eastAsiaTheme="minorEastAsia" w:hAnsiTheme="minorHAnsi" w:cstheme="minorBidi"/>
                 <w:color w:val="3B3838" w:themeColor="background2" w:themeShade="40"/>
@@ -5513,10 +5465,10 @@
         <w:tc>
           <w:tcPr>
             <w:tcW w:w="2235" w:type="dxa"/>
-          </w:tcPr>
-          <w:p>
-            <w:pPr>
-              <w:jc w:val="both"/>
+            <w:vAlign w:val="center"/>
+          </w:tcPr>
+          <w:p>
+            <w:pPr>
               <w:rPr>
                 <w:rFonts w:asciiTheme="minorHAnsi" w:eastAsiaTheme="minorEastAsia" w:hAnsiTheme="minorHAnsi" w:cstheme="minorBidi"/>
                 <w:color w:val="3B3838" w:themeColor="background2" w:themeShade="40"/>
@@ -5535,10 +5487,10 @@
         <w:tc>
           <w:tcPr>
             <w:tcW w:w="1945" w:type="dxa"/>
-          </w:tcPr>
-          <w:p>
-            <w:pPr>
-              <w:jc w:val="both"/>
+            <w:vAlign w:val="center"/>
+          </w:tcPr>
+          <w:p>
+            <w:pPr>
               <w:rPr>
                 <w:rFonts w:asciiTheme="minorHAnsi" w:eastAsiaTheme="minorEastAsia" w:hAnsiTheme="minorHAnsi" w:cstheme="minorBidi"/>
                 <w:color w:val="3B3838" w:themeColor="background2" w:themeShade="40"/>
@@ -5594,7 +5546,6 @@
           </w:tcPr>
           <w:p>
             <w:pPr>
-              <w:jc w:val="both"/>
               <w:rPr>
                 <w:rFonts w:asciiTheme="minorHAnsi" w:eastAsiaTheme="minorEastAsia" w:hAnsiTheme="minorHAnsi" w:cstheme="minorBidi"/>
                 <w:color w:val="3B3838" w:themeColor="background2" w:themeShade="40"/>
@@ -5614,10 +5565,10 @@
         <w:tc>
           <w:tcPr>
             <w:tcW w:w="2250" w:type="dxa"/>
-          </w:tcPr>
-          <w:p>
-            <w:pPr>
-              <w:jc w:val="both"/>
+            <w:vAlign w:val="center"/>
+          </w:tcPr>
+          <w:p>
+            <w:pPr>
               <w:rPr>
                 <w:rFonts w:asciiTheme="minorHAnsi" w:eastAsiaTheme="minorEastAsia" w:hAnsiTheme="minorHAnsi" w:cstheme="minorBidi"/>
                 <w:color w:val="3B3838" w:themeColor="background2" w:themeShade="40"/>
@@ -5636,10 +5587,10 @@
         <w:tc>
           <w:tcPr>
             <w:tcW w:w="2190" w:type="dxa"/>
-          </w:tcPr>
-          <w:p>
-            <w:pPr>
-              <w:jc w:val="both"/>
+            <w:vAlign w:val="center"/>
+          </w:tcPr>
+          <w:p>
+            <w:pPr>
               <w:rPr>
                 <w:rFonts w:asciiTheme="minorHAnsi" w:eastAsiaTheme="minorEastAsia" w:hAnsiTheme="minorHAnsi" w:cstheme="minorBidi"/>
                 <w:color w:val="3B3838" w:themeColor="background2" w:themeShade="40"/>
@@ -5678,10 +5629,10 @@
         <w:tc>
           <w:tcPr>
             <w:tcW w:w="2235" w:type="dxa"/>
-          </w:tcPr>
-          <w:p>
-            <w:pPr>
-              <w:jc w:val="both"/>
+            <w:vAlign w:val="center"/>
+          </w:tcPr>
+          <w:p>
+            <w:pPr>
               <w:rPr>
                 <w:rFonts w:asciiTheme="minorHAnsi" w:eastAsiaTheme="minorEastAsia" w:hAnsiTheme="minorHAnsi" w:cstheme="minorBidi"/>
                 <w:color w:val="3B3838" w:themeColor="background2" w:themeShade="40"/>
@@ -5720,10 +5671,10 @@
         <w:tc>
           <w:tcPr>
             <w:tcW w:w="1945" w:type="dxa"/>
-          </w:tcPr>
-          <w:p>
-            <w:pPr>
-              <w:jc w:val="both"/>
+            <w:vAlign w:val="center"/>
+          </w:tcPr>
+          <w:p>
+            <w:pPr>
               <w:rPr>
                 <w:rFonts w:asciiTheme="minorHAnsi" w:eastAsiaTheme="minorEastAsia" w:hAnsiTheme="minorHAnsi" w:cstheme="minorBidi"/>
                 <w:color w:val="3B3838" w:themeColor="background2" w:themeShade="40"/>
@@ -5783,17 +5734,7 @@
                 <w:color w:val="3B3838" w:themeColor="background2" w:themeShade="40"/>
                 <w:lang w:eastAsia="es-CL"/>
               </w:rPr>
-              <w:t>1</w:t>
-            </w:r>
-            <w:r>
-              <w:rPr>
-                <w:rFonts w:asciiTheme="minorHAnsi" w:eastAsiaTheme="minorEastAsia" w:hAnsiTheme="minorHAnsi" w:cstheme="minorBidi"/>
-                <w:b/>
-                <w:bCs/>
-                <w:color w:val="3B3838" w:themeColor="background2" w:themeShade="40"/>
-                <w:lang w:eastAsia="es-CL"/>
-              </w:rPr>
-              <w:t>3</w:t>
+              <w:t>10</w:t>
             </w:r>
           </w:p>
         </w:tc>
@@ -5809,7 +5750,6 @@
           </w:tcPr>
           <w:p>
             <w:pPr>
-              <w:jc w:val="both"/>
               <w:rPr>
                 <w:rFonts w:asciiTheme="minorHAnsi" w:eastAsiaTheme="minorEastAsia" w:hAnsiTheme="minorHAnsi" w:cstheme="minorBidi"/>
                 <w:lang w:eastAsia="es-CL"/>
@@ -5850,171 +5790,341 @@
                 <w:rFonts w:asciiTheme="minorHAnsi" w:eastAsiaTheme="minorEastAsia" w:hAnsiTheme="minorHAnsi" w:cstheme="minorBidi"/>
                 <w:lang w:eastAsia="es-CL"/>
               </w:rPr>
+              <w:t xml:space="preserve"> estándares definidos por la disciplina.</w:t>
+            </w:r>
+          </w:p>
+        </w:tc>
+        <w:tc>
+          <w:tcPr>
+            <w:tcW w:w="2250" w:type="dxa"/>
+            <w:vAlign w:val="center"/>
+          </w:tcPr>
+          <w:p>
+            <w:pPr>
+              <w:rPr>
+                <w:rFonts w:asciiTheme="minorHAnsi" w:eastAsiaTheme="minorEastAsia" w:hAnsiTheme="minorHAnsi" w:cstheme="minorBidi"/>
+                <w:lang w:eastAsia="es-CL"/>
+              </w:rPr>
+            </w:pPr>
+            <w:r>
+              <w:rPr>
+                <w:rFonts w:asciiTheme="minorHAnsi" w:eastAsiaTheme="minorEastAsia" w:hAnsiTheme="minorHAnsi" w:cstheme="minorBidi"/>
+                <w:lang w:eastAsia="es-CL"/>
+              </w:rPr>
+              <w:t>El informe cumple con el 100% de los indicadores de calidad disciplinarios requeridos en el diseño del Proyecto APT.</w:t>
+            </w:r>
+          </w:p>
+        </w:tc>
+        <w:tc>
+          <w:tcPr>
+            <w:tcW w:w="2190" w:type="dxa"/>
+            <w:vAlign w:val="center"/>
+          </w:tcPr>
+          <w:p>
+            <w:pPr>
+              <w:rPr>
+                <w:rFonts w:asciiTheme="minorHAnsi" w:eastAsiaTheme="minorEastAsia" w:hAnsiTheme="minorHAnsi" w:cstheme="minorBidi"/>
+                <w:lang w:eastAsia="es-CL"/>
+              </w:rPr>
+            </w:pPr>
+            <w:r>
+              <w:rPr>
+                <w:rFonts w:asciiTheme="minorHAnsi" w:eastAsiaTheme="minorEastAsia" w:hAnsiTheme="minorHAnsi" w:cstheme="minorBidi"/>
+                <w:lang w:eastAsia="es-CL"/>
+              </w:rPr>
+              <w:t>El informe cumple con el 60% de los indicadores de calidad disciplinarios requeridos en el diseño del Proyecto APT.</w:t>
+            </w:r>
+          </w:p>
+        </w:tc>
+        <w:tc>
+          <w:tcPr>
+            <w:tcW w:w="2235" w:type="dxa"/>
+            <w:vAlign w:val="center"/>
+          </w:tcPr>
+          <w:p>
+            <w:pPr>
+              <w:rPr>
+                <w:rFonts w:asciiTheme="minorHAnsi" w:eastAsiaTheme="minorEastAsia" w:hAnsiTheme="minorHAnsi" w:cstheme="minorBidi"/>
+                <w:lang w:eastAsia="es-CL"/>
+              </w:rPr>
+            </w:pPr>
+            <w:r>
+              <w:rPr>
+                <w:rFonts w:asciiTheme="minorHAnsi" w:eastAsiaTheme="minorEastAsia" w:hAnsiTheme="minorHAnsi" w:cstheme="minorBidi"/>
+                <w:lang w:eastAsia="es-CL"/>
+              </w:rPr>
+              <w:t>El informe cumple solo con el 30% de los indicadores de calidad disciplinarios requeridos en el diseño del Proyecto APT.</w:t>
+            </w:r>
+          </w:p>
+        </w:tc>
+        <w:tc>
+          <w:tcPr>
+            <w:tcW w:w="1945" w:type="dxa"/>
+            <w:vAlign w:val="center"/>
+          </w:tcPr>
+          <w:p>
+            <w:pPr>
+              <w:rPr>
+                <w:rFonts w:asciiTheme="minorHAnsi" w:eastAsiaTheme="minorEastAsia" w:hAnsiTheme="minorHAnsi" w:cstheme="minorBidi"/>
+                <w:lang w:eastAsia="es-CL"/>
+              </w:rPr>
+            </w:pPr>
+            <w:r>
+              <w:rPr>
+                <w:rFonts w:asciiTheme="minorHAnsi" w:eastAsiaTheme="minorEastAsia" w:hAnsiTheme="minorHAnsi" w:cstheme="minorBidi"/>
+                <w:lang w:eastAsia="es-CL"/>
+              </w:rPr>
+              <w:t>El informe no cumple con los indicadores de calidad disciplinarios requeridos en el diseño del Proyecto APT.</w:t>
+            </w:r>
+          </w:p>
+        </w:tc>
+        <w:tc>
+          <w:tcPr>
+            <w:tcW w:w="1449" w:type="dxa"/>
+            <w:vAlign w:val="center"/>
+          </w:tcPr>
+          <w:p>
+            <w:pPr>
+              <w:jc w:val="center"/>
+              <w:rPr>
+                <w:rFonts w:asciiTheme="minorHAnsi" w:eastAsiaTheme="minorEastAsia" w:hAnsiTheme="minorHAnsi" w:cstheme="minorBidi"/>
+                <w:b/>
+                <w:bCs/>
+                <w:lang w:eastAsia="es-CL"/>
+              </w:rPr>
+            </w:pPr>
+            <w:r>
+              <w:rPr>
+                <w:rFonts w:asciiTheme="minorHAnsi" w:eastAsiaTheme="minorEastAsia" w:hAnsiTheme="minorHAnsi" w:cstheme="minorBidi"/>
+                <w:b/>
+                <w:bCs/>
+                <w:lang w:eastAsia="es-CL"/>
+              </w:rPr>
+              <w:t>5</w:t>
+            </w:r>
+            <w:r>
+              <w:rPr>
+                <w:rFonts w:asciiTheme="minorHAnsi" w:eastAsiaTheme="minorEastAsia" w:hAnsiTheme="minorHAnsi" w:cstheme="minorBidi"/>
+                <w:b/>
+                <w:bCs/>
+                <w:lang w:eastAsia="es-CL"/>
+              </w:rPr>
+              <w:t>0</w:t>
+            </w:r>
+          </w:p>
+        </w:tc>
+      </w:tr>
+      <w:tr>
+        <w:trPr>
+          <w:trHeight w:val="567"/>
+        </w:trPr>
+        <w:tc>
+          <w:tcPr>
+            <w:tcW w:w="2925" w:type="dxa"/>
+            <w:vAlign w:val="center"/>
+          </w:tcPr>
+          <w:p>
+            <w:pPr>
+              <w:rPr>
+                <w:rFonts w:ascii="Calibri" w:eastAsia="Calibri" w:hAnsi="Calibri" w:cs="Calibri"/>
+                <w:color w:val="000000" w:themeColor="text1"/>
+              </w:rPr>
+            </w:pPr>
+            <w:r>
+              <w:rPr>
+                <w:rFonts w:ascii="Calibri" w:eastAsia="Calibri" w:hAnsi="Calibri" w:cs="Calibri"/>
+                <w:color w:val="000000" w:themeColor="text1"/>
+              </w:rPr>
+              <w:t>6.</w:t>
+            </w:r>
+            <w:r>
+              <w:rPr>
+                <w:rFonts w:ascii="Calibri" w:eastAsia="Calibri" w:hAnsi="Calibri" w:cs="Calibri"/>
+                <w:color w:val="000000" w:themeColor="text1"/>
+              </w:rPr>
               <w:t xml:space="preserve"> </w:t>
             </w:r>
             <w:r>
-              <w:rPr>
-                <w:rFonts w:asciiTheme="minorHAnsi" w:eastAsiaTheme="minorEastAsia" w:hAnsiTheme="minorHAnsi" w:cstheme="minorBidi"/>
+              <w:t xml:space="preserve"> </w:t>
+            </w:r>
+            <w:r>
+              <w:rPr>
+                <w:rFonts w:ascii="Calibri" w:eastAsia="Calibri" w:hAnsi="Calibri" w:cs="Calibri"/>
+                <w:color w:val="000000" w:themeColor="text1"/>
+              </w:rPr>
+              <w:t xml:space="preserve">Redacta el </w:t>
+            </w:r>
+            <w:proofErr w:type="spellStart"/>
+            <w:proofErr w:type="gramStart"/>
+            <w:r>
+              <w:rPr>
+                <w:rFonts w:ascii="Calibri" w:eastAsia="Calibri" w:hAnsi="Calibri" w:cs="Calibri"/>
+                <w:color w:val="000000" w:themeColor="text1"/>
+              </w:rPr>
+              <w:t>abstract</w:t>
+            </w:r>
+            <w:proofErr w:type="spellEnd"/>
+            <w:proofErr w:type="gramEnd"/>
+            <w:r>
+              <w:rPr>
+                <w:rFonts w:ascii="Calibri" w:eastAsia="Calibri" w:hAnsi="Calibri" w:cs="Calibri"/>
+                <w:color w:val="000000" w:themeColor="text1"/>
+              </w:rPr>
+              <w:t>, las conclusiones y la reflexión en inglés con ideas completas que se conectan en secuencia lógica, utilizando estructuras gramaticales y vocabulario en forma correcta y pertinente al tema a un nivel intermedio alto.</w:t>
+            </w:r>
+          </w:p>
+        </w:tc>
+        <w:tc>
+          <w:tcPr>
+            <w:tcW w:w="2250" w:type="dxa"/>
+            <w:vAlign w:val="center"/>
+          </w:tcPr>
+          <w:p>
+            <w:pPr>
+              <w:rPr>
+                <w:rFonts w:asciiTheme="minorHAnsi" w:eastAsia="Calibri" w:hAnsiTheme="minorHAnsi" w:cstheme="minorHAnsi"/>
+                <w:color w:val="000000" w:themeColor="text1"/>
+              </w:rPr>
+            </w:pPr>
+            <w:r>
+              <w:rPr>
+                <w:rFonts w:asciiTheme="minorHAnsi" w:hAnsiTheme="minorHAnsi" w:cstheme="minorHAnsi"/>
+              </w:rPr>
+              <w:t>Redacta los textos en inglés siguiendo una secuencia lógica en la que todas las oraciones se conectan de manera fluida y comprensible,  utilizando en forma correcta las estructuras gramaticales y el vocabulario pertinentes al tema.</w:t>
+            </w:r>
+          </w:p>
+        </w:tc>
+        <w:tc>
+          <w:tcPr>
+            <w:tcW w:w="2190" w:type="dxa"/>
+            <w:vAlign w:val="center"/>
+          </w:tcPr>
+          <w:p>
+            <w:pPr>
+              <w:rPr>
+                <w:rFonts w:asciiTheme="minorHAnsi" w:eastAsia="Calibri" w:hAnsiTheme="minorHAnsi" w:cstheme="minorHAnsi"/>
+                <w:color w:val="000000" w:themeColor="text1"/>
+              </w:rPr>
+            </w:pPr>
+            <w:r>
+              <w:rPr>
+                <w:rFonts w:asciiTheme="minorHAnsi" w:hAnsiTheme="minorHAnsi" w:cstheme="minorHAnsi"/>
+              </w:rPr>
+              <w:t xml:space="preserve">Redacta los textos en inglés siguiendo una secuencia lógica en la que gran parte de las oraciones se conectan de manera fluida y comprensible,  utilizando en forma correcta la mayoría de las estructuras gramaticales y el </w:t>
+            </w:r>
+            <w:r>
+              <w:rPr>
+                <w:rFonts w:asciiTheme="minorHAnsi" w:hAnsiTheme="minorHAnsi" w:cstheme="minorHAnsi"/>
+              </w:rPr>
+              <w:lastRenderedPageBreak/>
+              <w:t>vocabulario pertinentes al tema.</w:t>
+            </w:r>
+          </w:p>
+        </w:tc>
+        <w:tc>
+          <w:tcPr>
+            <w:tcW w:w="2235" w:type="dxa"/>
+            <w:vAlign w:val="center"/>
+          </w:tcPr>
+          <w:p>
+            <w:pPr>
+              <w:rPr>
+                <w:rFonts w:asciiTheme="minorHAnsi" w:eastAsia="Calibri" w:hAnsiTheme="minorHAnsi" w:cstheme="minorHAnsi"/>
+                <w:color w:val="000000" w:themeColor="text1"/>
+              </w:rPr>
+            </w:pPr>
+            <w:r>
+              <w:rPr>
+                <w:rFonts w:asciiTheme="minorHAnsi" w:hAnsiTheme="minorHAnsi" w:cstheme="minorHAnsi"/>
+              </w:rPr>
+              <w:lastRenderedPageBreak/>
+              <w:t>Redacta los textos en inglés usando una secuencia limitada o desorganizada que dificulta la comprensión de las ideas,  utilizando inadecuadamente las estructuras gramaticales y el vocabulario pertinentes al tema.</w:t>
+            </w:r>
+          </w:p>
+        </w:tc>
+        <w:tc>
+          <w:tcPr>
+            <w:tcW w:w="1945" w:type="dxa"/>
+            <w:vAlign w:val="center"/>
+          </w:tcPr>
+          <w:p>
+            <w:pPr>
+              <w:rPr>
+                <w:rFonts w:asciiTheme="minorHAnsi" w:eastAsia="Calibri" w:hAnsiTheme="minorHAnsi" w:cstheme="minorHAnsi"/>
+                <w:color w:val="000000" w:themeColor="text1"/>
+              </w:rPr>
+            </w:pPr>
+            <w:r>
+              <w:rPr>
+                <w:rFonts w:asciiTheme="minorHAnsi" w:eastAsia="Calibri" w:hAnsiTheme="minorHAnsi" w:cstheme="minorHAnsi"/>
+                <w:color w:val="000000" w:themeColor="text1"/>
+              </w:rPr>
+              <w:t>No produce texto en inglés</w:t>
+            </w:r>
+          </w:p>
+          <w:p>
+            <w:pPr>
+              <w:rPr>
+                <w:rFonts w:asciiTheme="minorHAnsi" w:eastAsia="Calibri" w:hAnsiTheme="minorHAnsi" w:cstheme="minorHAnsi"/>
+                <w:color w:val="000000" w:themeColor="text1"/>
+              </w:rPr>
+            </w:pPr>
+            <w:r>
+              <w:rPr>
+                <w:rFonts w:asciiTheme="minorHAnsi" w:eastAsia="Calibri" w:hAnsiTheme="minorHAnsi" w:cstheme="minorHAnsi"/>
+                <w:color w:val="000000" w:themeColor="text1"/>
+              </w:rPr>
+              <w:t xml:space="preserve">o escribe frases sueltas que no se relacionan entre ellas impidiendo la comprensión de las ideas, </w:t>
+            </w:r>
+          </w:p>
+          <w:p>
+            <w:pPr>
+              <w:rPr>
+                <w:rFonts w:asciiTheme="minorHAnsi" w:eastAsia="Calibri" w:hAnsiTheme="minorHAnsi" w:cstheme="minorHAnsi"/>
+                <w:color w:val="000000" w:themeColor="text1"/>
+              </w:rPr>
+            </w:pPr>
+            <w:r>
+              <w:rPr>
+                <w:rFonts w:asciiTheme="minorHAnsi" w:eastAsia="Calibri" w:hAnsiTheme="minorHAnsi" w:cstheme="minorHAnsi"/>
+                <w:color w:val="000000" w:themeColor="text1"/>
+              </w:rPr>
+              <w:t xml:space="preserve">utilizando estructuras gramaticales y </w:t>
+            </w:r>
+            <w:r>
+              <w:rPr>
+                <w:rFonts w:asciiTheme="minorHAnsi" w:eastAsia="Calibri" w:hAnsiTheme="minorHAnsi" w:cstheme="minorHAnsi"/>
+                <w:color w:val="000000" w:themeColor="text1"/>
+              </w:rPr>
+              <w:lastRenderedPageBreak/>
+              <w:t>vocabulario con errores graves.</w:t>
+            </w:r>
+          </w:p>
+        </w:tc>
+        <w:tc>
+          <w:tcPr>
+            <w:tcW w:w="1449" w:type="dxa"/>
+            <w:vAlign w:val="center"/>
+          </w:tcPr>
+          <w:p>
+            <w:pPr>
+              <w:jc w:val="center"/>
+              <w:rPr>
+                <w:rFonts w:asciiTheme="minorHAnsi" w:eastAsiaTheme="minorEastAsia" w:hAnsiTheme="minorHAnsi" w:cstheme="minorBidi"/>
+                <w:b/>
+                <w:bCs/>
                 <w:lang w:eastAsia="es-CL"/>
               </w:rPr>
+            </w:pPr>
+            <w:r>
+              <w:rPr>
+                <w:rFonts w:asciiTheme="minorHAnsi" w:eastAsiaTheme="minorEastAsia" w:hAnsiTheme="minorHAnsi" w:cstheme="minorBidi"/>
+                <w:b/>
+                <w:bCs/>
+                <w:lang w:eastAsia="es-CL"/>
+              </w:rPr>
               <w:lastRenderedPageBreak/>
-              <w:t>estándares definidos por la disciplina.</w:t>
-            </w:r>
-          </w:p>
-        </w:tc>
-        <w:tc>
-          <w:tcPr>
-            <w:tcW w:w="2250" w:type="dxa"/>
-          </w:tcPr>
-          <w:p>
-            <w:pPr>
-              <w:jc w:val="both"/>
-              <w:rPr>
-                <w:rFonts w:asciiTheme="minorHAnsi" w:eastAsiaTheme="minorEastAsia" w:hAnsiTheme="minorHAnsi" w:cstheme="minorBidi"/>
-                <w:lang w:eastAsia="es-CL"/>
-              </w:rPr>
-            </w:pPr>
-            <w:r>
-              <w:rPr>
-                <w:rFonts w:asciiTheme="minorHAnsi" w:eastAsiaTheme="minorEastAsia" w:hAnsiTheme="minorHAnsi" w:cstheme="minorBidi"/>
-                <w:lang w:eastAsia="es-CL"/>
-              </w:rPr>
-              <w:lastRenderedPageBreak/>
-              <w:t xml:space="preserve">El informe cumple con el 100% de los indicadores de calidad disciplinarios </w:t>
-            </w:r>
-            <w:r>
-              <w:rPr>
-                <w:rFonts w:asciiTheme="minorHAnsi" w:eastAsiaTheme="minorEastAsia" w:hAnsiTheme="minorHAnsi" w:cstheme="minorBidi"/>
-                <w:lang w:eastAsia="es-CL"/>
-              </w:rPr>
-              <w:lastRenderedPageBreak/>
-              <w:t>requeridos en el diseño del Proyecto APT.</w:t>
-            </w:r>
-          </w:p>
-        </w:tc>
-        <w:tc>
-          <w:tcPr>
-            <w:tcW w:w="2190" w:type="dxa"/>
-          </w:tcPr>
-          <w:p>
-            <w:pPr>
-              <w:jc w:val="both"/>
-              <w:rPr>
-                <w:rFonts w:asciiTheme="minorHAnsi" w:eastAsiaTheme="minorEastAsia" w:hAnsiTheme="minorHAnsi" w:cstheme="minorBidi"/>
-                <w:lang w:eastAsia="es-CL"/>
-              </w:rPr>
-            </w:pPr>
-            <w:r>
-              <w:rPr>
-                <w:rFonts w:asciiTheme="minorHAnsi" w:eastAsiaTheme="minorEastAsia" w:hAnsiTheme="minorHAnsi" w:cstheme="minorBidi"/>
-                <w:lang w:eastAsia="es-CL"/>
-              </w:rPr>
-              <w:lastRenderedPageBreak/>
-              <w:t xml:space="preserve">El informe cumple con el 60% de los indicadores de calidad disciplinarios </w:t>
-            </w:r>
-            <w:r>
-              <w:rPr>
-                <w:rFonts w:asciiTheme="minorHAnsi" w:eastAsiaTheme="minorEastAsia" w:hAnsiTheme="minorHAnsi" w:cstheme="minorBidi"/>
-                <w:lang w:eastAsia="es-CL"/>
-              </w:rPr>
-              <w:lastRenderedPageBreak/>
-              <w:t>requeridos en el diseño del Proyecto APT.</w:t>
-            </w:r>
-          </w:p>
-        </w:tc>
-        <w:tc>
-          <w:tcPr>
-            <w:tcW w:w="2235" w:type="dxa"/>
-          </w:tcPr>
-          <w:p>
-            <w:pPr>
-              <w:jc w:val="both"/>
-              <w:rPr>
-                <w:rFonts w:asciiTheme="minorHAnsi" w:eastAsiaTheme="minorEastAsia" w:hAnsiTheme="minorHAnsi" w:cstheme="minorBidi"/>
-                <w:lang w:eastAsia="es-CL"/>
-              </w:rPr>
-            </w:pPr>
-            <w:r>
-              <w:rPr>
-                <w:rFonts w:asciiTheme="minorHAnsi" w:eastAsiaTheme="minorEastAsia" w:hAnsiTheme="minorHAnsi" w:cstheme="minorBidi"/>
-                <w:lang w:eastAsia="es-CL"/>
-              </w:rPr>
-              <w:lastRenderedPageBreak/>
-              <w:t xml:space="preserve">El informe cumple solo con el 30% de los indicadores de calidad disciplinarios requeridos </w:t>
-            </w:r>
-            <w:r>
-              <w:rPr>
-                <w:rFonts w:asciiTheme="minorHAnsi" w:eastAsiaTheme="minorEastAsia" w:hAnsiTheme="minorHAnsi" w:cstheme="minorBidi"/>
-                <w:lang w:eastAsia="es-CL"/>
-              </w:rPr>
-              <w:lastRenderedPageBreak/>
-              <w:t>en el diseño del Proyecto APT.</w:t>
-            </w:r>
-          </w:p>
-        </w:tc>
-        <w:tc>
-          <w:tcPr>
-            <w:tcW w:w="1945" w:type="dxa"/>
-          </w:tcPr>
-          <w:p>
-            <w:pPr>
-              <w:jc w:val="both"/>
-              <w:rPr>
-                <w:rFonts w:asciiTheme="minorHAnsi" w:eastAsiaTheme="minorEastAsia" w:hAnsiTheme="minorHAnsi" w:cstheme="minorBidi"/>
-                <w:lang w:eastAsia="es-CL"/>
-              </w:rPr>
-            </w:pPr>
-            <w:r>
-              <w:rPr>
-                <w:rFonts w:asciiTheme="minorHAnsi" w:eastAsiaTheme="minorEastAsia" w:hAnsiTheme="minorHAnsi" w:cstheme="minorBidi"/>
-                <w:lang w:eastAsia="es-CL"/>
-              </w:rPr>
-              <w:lastRenderedPageBreak/>
-              <w:t xml:space="preserve">El informe no cumple con los indicadores de calidad disciplinarios </w:t>
-            </w:r>
-            <w:r>
-              <w:rPr>
-                <w:rFonts w:asciiTheme="minorHAnsi" w:eastAsiaTheme="minorEastAsia" w:hAnsiTheme="minorHAnsi" w:cstheme="minorBidi"/>
-                <w:lang w:eastAsia="es-CL"/>
-              </w:rPr>
-              <w:lastRenderedPageBreak/>
-              <w:t>requeridos en el diseño del Proyecto APT.</w:t>
-            </w:r>
-          </w:p>
-        </w:tc>
-        <w:tc>
-          <w:tcPr>
-            <w:tcW w:w="1449" w:type="dxa"/>
-            <w:vAlign w:val="center"/>
-          </w:tcPr>
-          <w:p>
-            <w:pPr>
-              <w:jc w:val="center"/>
-              <w:rPr>
-                <w:rFonts w:asciiTheme="minorHAnsi" w:eastAsiaTheme="minorEastAsia" w:hAnsiTheme="minorHAnsi" w:cstheme="minorBidi"/>
-                <w:b/>
-                <w:bCs/>
-                <w:lang w:eastAsia="es-CL"/>
-              </w:rPr>
-            </w:pPr>
-            <w:r>
-              <w:rPr>
-                <w:rFonts w:asciiTheme="minorHAnsi" w:eastAsiaTheme="minorEastAsia" w:hAnsiTheme="minorHAnsi" w:cstheme="minorBidi"/>
-                <w:b/>
-                <w:bCs/>
-                <w:lang w:eastAsia="es-CL"/>
-              </w:rPr>
-              <w:lastRenderedPageBreak/>
-              <w:t>5</w:t>
-            </w:r>
-            <w:r>
-              <w:rPr>
-                <w:rFonts w:asciiTheme="minorHAnsi" w:eastAsiaTheme="minorEastAsia" w:hAnsiTheme="minorHAnsi" w:cstheme="minorBidi"/>
-                <w:b/>
-                <w:bCs/>
-                <w:lang w:eastAsia="es-CL"/>
-              </w:rPr>
-              <w:t>0</w:t>
+              <w:t>10</w:t>
             </w:r>
           </w:p>
         </w:tc>
@@ -6592,7 +6702,7 @@
 </file>
 
 <file path=word/endnotes.xml><?xml version="1.0" encoding="utf-8"?>
-<w:endnotes xmlns:wpc="http://schemas.microsoft.com/office/word/2010/wordprocessingCanvas" xmlns:cx="http://schemas.microsoft.com/office/drawing/2014/chartex" xmlns:cx1="http://schemas.microsoft.com/office/drawing/2015/9/8/chartex" xmlns:cx2="http://schemas.microsoft.com/office/drawing/2015/10/21/chartex" xmlns:cx3="http://schemas.microsoft.com/office/drawing/2016/5/9/chartex" xmlns:cx4="http://schemas.microsoft.com/office/drawing/2016/5/10/chartex" xmlns:cx5="http://schemas.microsoft.com/office/drawing/2016/5/11/chartex" xmlns:cx6="http://schemas.microsoft.com/office/drawing/2016/5/12/chartex" xmlns:cx7="http://schemas.microsoft.com/office/drawing/2016/5/13/chartex" xmlns:cx8="http://schemas.microsoft.com/office/drawing/2016/5/14/chartex" xmlns:mc="http://schemas.openxmlformats.org/markup-compatibility/2006" xmlns:aink="http://schemas.microsoft.com/office/drawing/2016/ink" xmlns:am3d="http://schemas.microsoft.com/office/drawing/2017/model3d" xmlns:o="urn:schemas-microsoft-com:office:office" xmlns:oel="http://schemas.microsoft.com/office/2019/extlst" xmlns:r="http://schemas.openxmlformats.org/officeDocument/2006/relationships" xmlns:m="http://schemas.openxmlformats.org/officeDocument/2006/math" xmlns:v="urn:schemas-microsoft-com:vml" xmlns:wp14="http://schemas.microsoft.com/office/word/2010/wordprocessingDrawing" xmlns:wp="http://schemas.openxmlformats.org/drawingml/2006/wordprocessingDrawing" xmlns:w10="urn:schemas-microsoft-com:office:word" xmlns:w="http://schemas.openxmlformats.org/wordprocessingml/2006/main" xmlns:w14="http://schemas.microsoft.com/office/word/2010/wordml" xmlns:w15="http://schemas.microsoft.com/office/word/2012/wordml" xmlns:w16cex="http://schemas.microsoft.com/office/word/2018/wordml/cex" xmlns:w16cid="http://schemas.microsoft.com/office/word/2016/wordml/cid" xmlns:w16="http://schemas.microsoft.com/office/word/2018/wordml" xmlns:w16sdtdh="http://schemas.microsoft.com/office/word/2020/wordml/sdtdatahash" xmlns:w16se="http://schemas.microsoft.com/office/word/2015/wordml/symex" xmlns:wpg="http://schemas.microsoft.com/office/word/2010/wordprocessingGroup" xmlns:wpi="http://schemas.microsoft.com/office/word/2010/wordprocessingInk" xmlns:wne="http://schemas.microsoft.com/office/word/2006/wordml" xmlns:wps="http://schemas.microsoft.com/office/word/2010/wordprocessingShape" mc:Ignorable="w14 w15 w16se w16cid w16 w16cex w16sdtdh wp14">
+<w:endnotes xmlns:wpc="http://schemas.microsoft.com/office/word/2010/wordprocessingCanvas" xmlns:cx="http://schemas.microsoft.com/office/drawing/2014/chartex" xmlns:cx1="http://schemas.microsoft.com/office/drawing/2015/9/8/chartex" xmlns:cx2="http://schemas.microsoft.com/office/drawing/2015/10/21/chartex" xmlns:cx3="http://schemas.microsoft.com/office/drawing/2016/5/9/chartex" xmlns:cx4="http://schemas.microsoft.com/office/drawing/2016/5/10/chartex" xmlns:cx5="http://schemas.microsoft.com/office/drawing/2016/5/11/chartex" xmlns:cx6="http://schemas.microsoft.com/office/drawing/2016/5/12/chartex" xmlns:cx7="http://schemas.microsoft.com/office/drawing/2016/5/13/chartex" xmlns:cx8="http://schemas.microsoft.com/office/drawing/2016/5/14/chartex" xmlns:mc="http://schemas.openxmlformats.org/markup-compatibility/2006" xmlns:aink="http://schemas.microsoft.com/office/drawing/2016/ink" xmlns:am3d="http://schemas.microsoft.com/office/drawing/2017/model3d" xmlns:o="urn:schemas-microsoft-com:office:office" xmlns:oel="http://schemas.microsoft.com/office/2019/extlst" xmlns:r="http://schemas.openxmlformats.org/officeDocument/2006/relationships" xmlns:m="http://schemas.openxmlformats.org/officeDocument/2006/math" xmlns:v="urn:schemas-microsoft-com:vml" xmlns:wp14="http://schemas.microsoft.com/office/word/2010/wordprocessingDrawing" xmlns:wp="http://schemas.openxmlformats.org/drawingml/2006/wordprocessingDrawing" xmlns:w10="urn:schemas-microsoft-com:office:word" xmlns:w="http://schemas.openxmlformats.org/wordprocessingml/2006/main" xmlns:w14="http://schemas.microsoft.com/office/word/2010/wordml" xmlns:w15="http://schemas.microsoft.com/office/word/2012/wordml" xmlns:w16cex="http://schemas.microsoft.com/office/word/2018/wordml/cex" xmlns:w16cid="http://schemas.microsoft.com/office/word/2016/wordml/cid" xmlns:w16="http://schemas.microsoft.com/office/word/2018/wordml" xmlns:w16du="http://schemas.microsoft.com/office/word/2023/wordml/word16du" xmlns:w16sdtdh="http://schemas.microsoft.com/office/word/2020/wordml/sdtdatahash" xmlns:w16sdtfl="http://schemas.microsoft.com/office/word/2024/wordml/sdtformatlock" xmlns:w16se="http://schemas.microsoft.com/office/word/2015/wordml/symex" xmlns:wpg="http://schemas.microsoft.com/office/word/2010/wordprocessingGroup" xmlns:wpi="http://schemas.microsoft.com/office/word/2010/wordprocessingInk" xmlns:wne="http://schemas.microsoft.com/office/word/2006/wordml" xmlns:wps="http://schemas.microsoft.com/office/word/2010/wordprocessingShape" mc:Ignorable="w14 w15 w16se w16cid w16 w16cex w16sdtdh w16sdtfl w16du wp14">
   <w:endnote w:type="separator" w:id="-1">
     <w:p>
       <w:r>
@@ -6611,7 +6721,7 @@
 </file>
 
 <file path=word/footer1.xml><?xml version="1.0" encoding="utf-8"?>
-<w:ftr xmlns:wpc="http://schemas.microsoft.com/office/word/2010/wordprocessingCanvas" xmlns:cx="http://schemas.microsoft.com/office/drawing/2014/chartex" xmlns:cx1="http://schemas.microsoft.com/office/drawing/2015/9/8/chartex" xmlns:cx2="http://schemas.microsoft.com/office/drawing/2015/10/21/chartex" xmlns:cx3="http://schemas.microsoft.com/office/drawing/2016/5/9/chartex" xmlns:cx4="http://schemas.microsoft.com/office/drawing/2016/5/10/chartex" xmlns:cx5="http://schemas.microsoft.com/office/drawing/2016/5/11/chartex" xmlns:cx6="http://schemas.microsoft.com/office/drawing/2016/5/12/chartex" xmlns:cx7="http://schemas.microsoft.com/office/drawing/2016/5/13/chartex" xmlns:cx8="http://schemas.microsoft.com/office/drawing/2016/5/14/chartex" xmlns:mc="http://schemas.openxmlformats.org/markup-compatibility/2006" xmlns:aink="http://schemas.microsoft.com/office/drawing/2016/ink" xmlns:am3d="http://schemas.microsoft.com/office/drawing/2017/model3d" xmlns:o="urn:schemas-microsoft-com:office:office" xmlns:oel="http://schemas.microsoft.com/office/2019/extlst" xmlns:r="http://schemas.openxmlformats.org/officeDocument/2006/relationships" xmlns:m="http://schemas.openxmlformats.org/officeDocument/2006/math" xmlns:v="urn:schemas-microsoft-com:vml" xmlns:wp14="http://schemas.microsoft.com/office/word/2010/wordprocessingDrawing" xmlns:wp="http://schemas.openxmlformats.org/drawingml/2006/wordprocessingDrawing" xmlns:w10="urn:schemas-microsoft-com:office:word" xmlns:w="http://schemas.openxmlformats.org/wordprocessingml/2006/main" xmlns:w14="http://schemas.microsoft.com/office/word/2010/wordml" xmlns:w15="http://schemas.microsoft.com/office/word/2012/wordml" xmlns:w16cex="http://schemas.microsoft.com/office/word/2018/wordml/cex" xmlns:w16cid="http://schemas.microsoft.com/office/word/2016/wordml/cid" xmlns:w16="http://schemas.microsoft.com/office/word/2018/wordml" xmlns:w16sdtdh="http://schemas.microsoft.com/office/word/2020/wordml/sdtdatahash" xmlns:w16se="http://schemas.microsoft.com/office/word/2015/wordml/symex" xmlns:wpg="http://schemas.microsoft.com/office/word/2010/wordprocessingGroup" xmlns:wpi="http://schemas.microsoft.com/office/word/2010/wordprocessingInk" xmlns:wne="http://schemas.microsoft.com/office/word/2006/wordml" xmlns:wps="http://schemas.microsoft.com/office/word/2010/wordprocessingShape" mc:Ignorable="w14 w15 w16se w16cid w16 w16cex w16sdtdh wp14">
+<w:ftr xmlns:wpc="http://schemas.microsoft.com/office/word/2010/wordprocessingCanvas" xmlns:cx="http://schemas.microsoft.com/office/drawing/2014/chartex" xmlns:cx1="http://schemas.microsoft.com/office/drawing/2015/9/8/chartex" xmlns:cx2="http://schemas.microsoft.com/office/drawing/2015/10/21/chartex" xmlns:cx3="http://schemas.microsoft.com/office/drawing/2016/5/9/chartex" xmlns:cx4="http://schemas.microsoft.com/office/drawing/2016/5/10/chartex" xmlns:cx5="http://schemas.microsoft.com/office/drawing/2016/5/11/chartex" xmlns:cx6="http://schemas.microsoft.com/office/drawing/2016/5/12/chartex" xmlns:cx7="http://schemas.microsoft.com/office/drawing/2016/5/13/chartex" xmlns:cx8="http://schemas.microsoft.com/office/drawing/2016/5/14/chartex" xmlns:mc="http://schemas.openxmlformats.org/markup-compatibility/2006" xmlns:aink="http://schemas.microsoft.com/office/drawing/2016/ink" xmlns:am3d="http://schemas.microsoft.com/office/drawing/2017/model3d" xmlns:o="urn:schemas-microsoft-com:office:office" xmlns:oel="http://schemas.microsoft.com/office/2019/extlst" xmlns:r="http://schemas.openxmlformats.org/officeDocument/2006/relationships" xmlns:m="http://schemas.openxmlformats.org/officeDocument/2006/math" xmlns:v="urn:schemas-microsoft-com:vml" xmlns:wp14="http://schemas.microsoft.com/office/word/2010/wordprocessingDrawing" xmlns:wp="http://schemas.openxmlformats.org/drawingml/2006/wordprocessingDrawing" xmlns:w10="urn:schemas-microsoft-com:office:word" xmlns:w="http://schemas.openxmlformats.org/wordprocessingml/2006/main" xmlns:w14="http://schemas.microsoft.com/office/word/2010/wordml" xmlns:w15="http://schemas.microsoft.com/office/word/2012/wordml" xmlns:w16cex="http://schemas.microsoft.com/office/word/2018/wordml/cex" xmlns:w16cid="http://schemas.microsoft.com/office/word/2016/wordml/cid" xmlns:w16="http://schemas.microsoft.com/office/word/2018/wordml" xmlns:w16du="http://schemas.microsoft.com/office/word/2023/wordml/word16du" xmlns:w16sdtdh="http://schemas.microsoft.com/office/word/2020/wordml/sdtdatahash" xmlns:w16sdtfl="http://schemas.microsoft.com/office/word/2024/wordml/sdtformatlock" xmlns:w16se="http://schemas.microsoft.com/office/word/2015/wordml/symex" xmlns:wpg="http://schemas.microsoft.com/office/word/2010/wordprocessingGroup" xmlns:wpi="http://schemas.microsoft.com/office/word/2010/wordprocessingInk" xmlns:wne="http://schemas.microsoft.com/office/word/2006/wordml" xmlns:wps="http://schemas.microsoft.com/office/word/2010/wordprocessingShape" mc:Ignorable="w14 w15 w16se w16cid w16 w16cex w16sdtdh w16sdtfl w16du wp14">
   <w:p>
     <w:pPr>
       <w:pStyle w:val="Piedepgina"/>
@@ -7093,7 +7203,7 @@
 </file>
 
 <file path=word/footnotes.xml><?xml version="1.0" encoding="utf-8"?>
-<w:footnotes xmlns:wpc="http://schemas.microsoft.com/office/word/2010/wordprocessingCanvas" xmlns:cx="http://schemas.microsoft.com/office/drawing/2014/chartex" xmlns:cx1="http://schemas.microsoft.com/office/drawing/2015/9/8/chartex" xmlns:cx2="http://schemas.microsoft.com/office/drawing/2015/10/21/chartex" xmlns:cx3="http://schemas.microsoft.com/office/drawing/2016/5/9/chartex" xmlns:cx4="http://schemas.microsoft.com/office/drawing/2016/5/10/chartex" xmlns:cx5="http://schemas.microsoft.com/office/drawing/2016/5/11/chartex" xmlns:cx6="http://schemas.microsoft.com/office/drawing/2016/5/12/chartex" xmlns:cx7="http://schemas.microsoft.com/office/drawing/2016/5/13/chartex" xmlns:cx8="http://schemas.microsoft.com/office/drawing/2016/5/14/chartex" xmlns:mc="http://schemas.openxmlformats.org/markup-compatibility/2006" xmlns:aink="http://schemas.microsoft.com/office/drawing/2016/ink" xmlns:am3d="http://schemas.microsoft.com/office/drawing/2017/model3d" xmlns:o="urn:schemas-microsoft-com:office:office" xmlns:oel="http://schemas.microsoft.com/office/2019/extlst" xmlns:r="http://schemas.openxmlformats.org/officeDocument/2006/relationships" xmlns:m="http://schemas.openxmlformats.org/officeDocument/2006/math" xmlns:v="urn:schemas-microsoft-com:vml" xmlns:wp14="http://schemas.microsoft.com/office/word/2010/wordprocessingDrawing" xmlns:wp="http://schemas.openxmlformats.org/drawingml/2006/wordprocessingDrawing" xmlns:w10="urn:schemas-microsoft-com:office:word" xmlns:w="http://schemas.openxmlformats.org/wordprocessingml/2006/main" xmlns:w14="http://schemas.microsoft.com/office/word/2010/wordml" xmlns:w15="http://schemas.microsoft.com/office/word/2012/wordml" xmlns:w16cex="http://schemas.microsoft.com/office/word/2018/wordml/cex" xmlns:w16cid="http://schemas.microsoft.com/office/word/2016/wordml/cid" xmlns:w16="http://schemas.microsoft.com/office/word/2018/wordml" xmlns:w16sdtdh="http://schemas.microsoft.com/office/word/2020/wordml/sdtdatahash" xmlns:w16se="http://schemas.microsoft.com/office/word/2015/wordml/symex" xmlns:wpg="http://schemas.microsoft.com/office/word/2010/wordprocessingGroup" xmlns:wpi="http://schemas.microsoft.com/office/word/2010/wordprocessingInk" xmlns:wne="http://schemas.microsoft.com/office/word/2006/wordml" xmlns:wps="http://schemas.microsoft.com/office/word/2010/wordprocessingShape" mc:Ignorable="w14 w15 w16se w16cid w16 w16cex w16sdtdh wp14">
+<w:footnotes xmlns:wpc="http://schemas.microsoft.com/office/word/2010/wordprocessingCanvas" xmlns:cx="http://schemas.microsoft.com/office/drawing/2014/chartex" xmlns:cx1="http://schemas.microsoft.com/office/drawing/2015/9/8/chartex" xmlns:cx2="http://schemas.microsoft.com/office/drawing/2015/10/21/chartex" xmlns:cx3="http://schemas.microsoft.com/office/drawing/2016/5/9/chartex" xmlns:cx4="http://schemas.microsoft.com/office/drawing/2016/5/10/chartex" xmlns:cx5="http://schemas.microsoft.com/office/drawing/2016/5/11/chartex" xmlns:cx6="http://schemas.microsoft.com/office/drawing/2016/5/12/chartex" xmlns:cx7="http://schemas.microsoft.com/office/drawing/2016/5/13/chartex" xmlns:cx8="http://schemas.microsoft.com/office/drawing/2016/5/14/chartex" xmlns:mc="http://schemas.openxmlformats.org/markup-compatibility/2006" xmlns:aink="http://schemas.microsoft.com/office/drawing/2016/ink" xmlns:am3d="http://schemas.microsoft.com/office/drawing/2017/model3d" xmlns:o="urn:schemas-microsoft-com:office:office" xmlns:oel="http://schemas.microsoft.com/office/2019/extlst" xmlns:r="http://schemas.openxmlformats.org/officeDocument/2006/relationships" xmlns:m="http://schemas.openxmlformats.org/officeDocument/2006/math" xmlns:v="urn:schemas-microsoft-com:vml" xmlns:wp14="http://schemas.microsoft.com/office/word/2010/wordprocessingDrawing" xmlns:wp="http://schemas.openxmlformats.org/drawingml/2006/wordprocessingDrawing" xmlns:w10="urn:schemas-microsoft-com:office:word" xmlns:w="http://schemas.openxmlformats.org/wordprocessingml/2006/main" xmlns:w14="http://schemas.microsoft.com/office/word/2010/wordml" xmlns:w15="http://schemas.microsoft.com/office/word/2012/wordml" xmlns:w16cex="http://schemas.microsoft.com/office/word/2018/wordml/cex" xmlns:w16cid="http://schemas.microsoft.com/office/word/2016/wordml/cid" xmlns:w16="http://schemas.microsoft.com/office/word/2018/wordml" xmlns:w16du="http://schemas.microsoft.com/office/word/2023/wordml/word16du" xmlns:w16sdtdh="http://schemas.microsoft.com/office/word/2020/wordml/sdtdatahash" xmlns:w16sdtfl="http://schemas.microsoft.com/office/word/2024/wordml/sdtformatlock" xmlns:w16se="http://schemas.microsoft.com/office/word/2015/wordml/symex" xmlns:wpg="http://schemas.microsoft.com/office/word/2010/wordprocessingGroup" xmlns:wpi="http://schemas.microsoft.com/office/word/2010/wordprocessingInk" xmlns:wne="http://schemas.microsoft.com/office/word/2006/wordml" xmlns:wps="http://schemas.microsoft.com/office/word/2010/wordprocessingShape" mc:Ignorable="w14 w15 w16se w16cid w16 w16cex w16sdtdh w16sdtfl w16du wp14">
   <w:footnote w:type="separator" w:id="-1">
     <w:p>
       <w:r>
@@ -7182,27 +7292,7 @@
           <w:szCs w:val="18"/>
           <w:lang w:val="es-ES"/>
         </w:rPr>
-        <w:t xml:space="preserve">: Deben integrar la mayor cantidad de competencias del perfil de egreso (al menos tres competencias de especialidad) o todas </w:t>
-      </w:r>
-      <w:proofErr w:type="gramStart"/>
-      <w:r>
-        <w:rPr>
-          <w:rFonts w:cs="Calibri Light"/>
-          <w:sz w:val="18"/>
-          <w:szCs w:val="18"/>
-          <w:lang w:val="es-ES"/>
-        </w:rPr>
-        <w:t>en caso que</w:t>
-      </w:r>
-      <w:proofErr w:type="gramEnd"/>
-      <w:r>
-        <w:rPr>
-          <w:rFonts w:cs="Calibri Light"/>
-          <w:sz w:val="18"/>
-          <w:szCs w:val="18"/>
-          <w:lang w:val="es-ES"/>
-        </w:rPr>
-        <w:t xml:space="preserve"> el proyecto APT o portafolio profesional a desarrollar lo requiera, con el propósito de movilizar los recursos internos y externos del estudiante. </w:t>
+        <w:t xml:space="preserve">: Deben integrar la mayor cantidad de competencias del perfil de egreso (al menos tres competencias de especialidad) o todas en caso que el proyecto APT o portafolio profesional a desarrollar lo requiera, con el propósito de movilizar los recursos internos y externos del estudiante. </w:t>
       </w:r>
     </w:p>
     <w:p>
@@ -7361,7 +7451,7 @@
 </file>
 
 <file path=word/header1.xml><?xml version="1.0" encoding="utf-8"?>
-<w:hdr xmlns:wpc="http://schemas.microsoft.com/office/word/2010/wordprocessingCanvas" xmlns:cx="http://schemas.microsoft.com/office/drawing/2014/chartex" xmlns:cx1="http://schemas.microsoft.com/office/drawing/2015/9/8/chartex" xmlns:cx2="http://schemas.microsoft.com/office/drawing/2015/10/21/chartex" xmlns:cx3="http://schemas.microsoft.com/office/drawing/2016/5/9/chartex" xmlns:cx4="http://schemas.microsoft.com/office/drawing/2016/5/10/chartex" xmlns:cx5="http://schemas.microsoft.com/office/drawing/2016/5/11/chartex" xmlns:cx6="http://schemas.microsoft.com/office/drawing/2016/5/12/chartex" xmlns:cx7="http://schemas.microsoft.com/office/drawing/2016/5/13/chartex" xmlns:cx8="http://schemas.microsoft.com/office/drawing/2016/5/14/chartex" xmlns:mc="http://schemas.openxmlformats.org/markup-compatibility/2006" xmlns:aink="http://schemas.microsoft.com/office/drawing/2016/ink" xmlns:am3d="http://schemas.microsoft.com/office/drawing/2017/model3d" xmlns:o="urn:schemas-microsoft-com:office:office" xmlns:oel="http://schemas.microsoft.com/office/2019/extlst" xmlns:r="http://schemas.openxmlformats.org/officeDocument/2006/relationships" xmlns:m="http://schemas.openxmlformats.org/officeDocument/2006/math" xmlns:v="urn:schemas-microsoft-com:vml" xmlns:wp14="http://schemas.microsoft.com/office/word/2010/wordprocessingDrawing" xmlns:wp="http://schemas.openxmlformats.org/drawingml/2006/wordprocessingDrawing" xmlns:w10="urn:schemas-microsoft-com:office:word" xmlns:w="http://schemas.openxmlformats.org/wordprocessingml/2006/main" xmlns:w14="http://schemas.microsoft.com/office/word/2010/wordml" xmlns:w15="http://schemas.microsoft.com/office/word/2012/wordml" xmlns:w16cex="http://schemas.microsoft.com/office/word/2018/wordml/cex" xmlns:w16cid="http://schemas.microsoft.com/office/word/2016/wordml/cid" xmlns:w16="http://schemas.microsoft.com/office/word/2018/wordml" xmlns:w16sdtdh="http://schemas.microsoft.com/office/word/2020/wordml/sdtdatahash" xmlns:w16se="http://schemas.microsoft.com/office/word/2015/wordml/symex" xmlns:wpg="http://schemas.microsoft.com/office/word/2010/wordprocessingGroup" xmlns:wpi="http://schemas.microsoft.com/office/word/2010/wordprocessingInk" xmlns:wne="http://schemas.microsoft.com/office/word/2006/wordml" xmlns:wps="http://schemas.microsoft.com/office/word/2010/wordprocessingShape" mc:Ignorable="w14 w15 w16se w16cid w16 w16cex w16sdtdh wp14">
+<w:hdr xmlns:wpc="http://schemas.microsoft.com/office/word/2010/wordprocessingCanvas" xmlns:cx="http://schemas.microsoft.com/office/drawing/2014/chartex" xmlns:cx1="http://schemas.microsoft.com/office/drawing/2015/9/8/chartex" xmlns:cx2="http://schemas.microsoft.com/office/drawing/2015/10/21/chartex" xmlns:cx3="http://schemas.microsoft.com/office/drawing/2016/5/9/chartex" xmlns:cx4="http://schemas.microsoft.com/office/drawing/2016/5/10/chartex" xmlns:cx5="http://schemas.microsoft.com/office/drawing/2016/5/11/chartex" xmlns:cx6="http://schemas.microsoft.com/office/drawing/2016/5/12/chartex" xmlns:cx7="http://schemas.microsoft.com/office/drawing/2016/5/13/chartex" xmlns:cx8="http://schemas.microsoft.com/office/drawing/2016/5/14/chartex" xmlns:mc="http://schemas.openxmlformats.org/markup-compatibility/2006" xmlns:aink="http://schemas.microsoft.com/office/drawing/2016/ink" xmlns:am3d="http://schemas.microsoft.com/office/drawing/2017/model3d" xmlns:o="urn:schemas-microsoft-com:office:office" xmlns:oel="http://schemas.microsoft.com/office/2019/extlst" xmlns:r="http://schemas.openxmlformats.org/officeDocument/2006/relationships" xmlns:m="http://schemas.openxmlformats.org/officeDocument/2006/math" xmlns:v="urn:schemas-microsoft-com:vml" xmlns:wp14="http://schemas.microsoft.com/office/word/2010/wordprocessingDrawing" xmlns:wp="http://schemas.openxmlformats.org/drawingml/2006/wordprocessingDrawing" xmlns:w10="urn:schemas-microsoft-com:office:word" xmlns:w="http://schemas.openxmlformats.org/wordprocessingml/2006/main" xmlns:w14="http://schemas.microsoft.com/office/word/2010/wordml" xmlns:w15="http://schemas.microsoft.com/office/word/2012/wordml" xmlns:w16cex="http://schemas.microsoft.com/office/word/2018/wordml/cex" xmlns:w16cid="http://schemas.microsoft.com/office/word/2016/wordml/cid" xmlns:w16="http://schemas.microsoft.com/office/word/2018/wordml" xmlns:w16du="http://schemas.microsoft.com/office/word/2023/wordml/word16du" xmlns:w16sdtdh="http://schemas.microsoft.com/office/word/2020/wordml/sdtdatahash" xmlns:w16sdtfl="http://schemas.microsoft.com/office/word/2024/wordml/sdtformatlock" xmlns:w16se="http://schemas.microsoft.com/office/word/2015/wordml/symex" xmlns:wpg="http://schemas.microsoft.com/office/word/2010/wordprocessingGroup" xmlns:wpi="http://schemas.microsoft.com/office/word/2010/wordprocessingInk" xmlns:wne="http://schemas.microsoft.com/office/word/2006/wordml" xmlns:wps="http://schemas.microsoft.com/office/word/2010/wordprocessingShape" mc:Ignorable="w14 w15 w16se w16cid w16 w16cex w16sdtdh w16sdtfl w16du wp14">
   <w:p>
     <w:pPr>
       <w:pStyle w:val="Encabezado"/>
@@ -7461,7 +7551,7 @@
 </file>
 
 <file path=word/numbering.xml><?xml version="1.0" encoding="utf-8"?>
-<w:numbering xmlns:wpc="http://schemas.microsoft.com/office/word/2010/wordprocessingCanvas" xmlns:cx="http://schemas.microsoft.com/office/drawing/2014/chartex" xmlns:cx1="http://schemas.microsoft.com/office/drawing/2015/9/8/chartex" xmlns:cx2="http://schemas.microsoft.com/office/drawing/2015/10/21/chartex" xmlns:cx3="http://schemas.microsoft.com/office/drawing/2016/5/9/chartex" xmlns:cx4="http://schemas.microsoft.com/office/drawing/2016/5/10/chartex" xmlns:cx5="http://schemas.microsoft.com/office/drawing/2016/5/11/chartex" xmlns:cx6="http://schemas.microsoft.com/office/drawing/2016/5/12/chartex" xmlns:cx7="http://schemas.microsoft.com/office/drawing/2016/5/13/chartex" xmlns:cx8="http://schemas.microsoft.com/office/drawing/2016/5/14/chartex" xmlns:mc="http://schemas.openxmlformats.org/markup-compatibility/2006" xmlns:aink="http://schemas.microsoft.com/office/drawing/2016/ink" xmlns:am3d="http://schemas.microsoft.com/office/drawing/2017/model3d" xmlns:o="urn:schemas-microsoft-com:office:office" xmlns:oel="http://schemas.microsoft.com/office/2019/extlst" xmlns:r="http://schemas.openxmlformats.org/officeDocument/2006/relationships" xmlns:m="http://schemas.openxmlformats.org/officeDocument/2006/math" xmlns:v="urn:schemas-microsoft-com:vml" xmlns:wp14="http://schemas.microsoft.com/office/word/2010/wordprocessingDrawing" xmlns:wp="http://schemas.openxmlformats.org/drawingml/2006/wordprocessingDrawing" xmlns:w10="urn:schemas-microsoft-com:office:word" xmlns:w="http://schemas.openxmlformats.org/wordprocessingml/2006/main" xmlns:w14="http://schemas.microsoft.com/office/word/2010/wordml" xmlns:w15="http://schemas.microsoft.com/office/word/2012/wordml" xmlns:w16cex="http://schemas.microsoft.com/office/word/2018/wordml/cex" xmlns:w16cid="http://schemas.microsoft.com/office/word/2016/wordml/cid" xmlns:w16="http://schemas.microsoft.com/office/word/2018/wordml" xmlns:w16sdtdh="http://schemas.microsoft.com/office/word/2020/wordml/sdtdatahash" xmlns:w16se="http://schemas.microsoft.com/office/word/2015/wordml/symex" xmlns:wpg="http://schemas.microsoft.com/office/word/2010/wordprocessingGroup" xmlns:wpi="http://schemas.microsoft.com/office/word/2010/wordprocessingInk" xmlns:wne="http://schemas.microsoft.com/office/word/2006/wordml" xmlns:wps="http://schemas.microsoft.com/office/word/2010/wordprocessingShape" mc:Ignorable="w14 w15 w16se w16cid w16 w16cex w16sdtdh wp14">
+<w:numbering xmlns:wpc="http://schemas.microsoft.com/office/word/2010/wordprocessingCanvas" xmlns:cx="http://schemas.microsoft.com/office/drawing/2014/chartex" xmlns:cx1="http://schemas.microsoft.com/office/drawing/2015/9/8/chartex" xmlns:cx2="http://schemas.microsoft.com/office/drawing/2015/10/21/chartex" xmlns:cx3="http://schemas.microsoft.com/office/drawing/2016/5/9/chartex" xmlns:cx4="http://schemas.microsoft.com/office/drawing/2016/5/10/chartex" xmlns:cx5="http://schemas.microsoft.com/office/drawing/2016/5/11/chartex" xmlns:cx6="http://schemas.microsoft.com/office/drawing/2016/5/12/chartex" xmlns:cx7="http://schemas.microsoft.com/office/drawing/2016/5/13/chartex" xmlns:cx8="http://schemas.microsoft.com/office/drawing/2016/5/14/chartex" xmlns:mc="http://schemas.openxmlformats.org/markup-compatibility/2006" xmlns:aink="http://schemas.microsoft.com/office/drawing/2016/ink" xmlns:am3d="http://schemas.microsoft.com/office/drawing/2017/model3d" xmlns:o="urn:schemas-microsoft-com:office:office" xmlns:oel="http://schemas.microsoft.com/office/2019/extlst" xmlns:r="http://schemas.openxmlformats.org/officeDocument/2006/relationships" xmlns:m="http://schemas.openxmlformats.org/officeDocument/2006/math" xmlns:v="urn:schemas-microsoft-com:vml" xmlns:wp14="http://schemas.microsoft.com/office/word/2010/wordprocessingDrawing" xmlns:wp="http://schemas.openxmlformats.org/drawingml/2006/wordprocessingDrawing" xmlns:w10="urn:schemas-microsoft-com:office:word" xmlns:w="http://schemas.openxmlformats.org/wordprocessingml/2006/main" xmlns:w14="http://schemas.microsoft.com/office/word/2010/wordml" xmlns:w15="http://schemas.microsoft.com/office/word/2012/wordml" xmlns:w16cex="http://schemas.microsoft.com/office/word/2018/wordml/cex" xmlns:w16cid="http://schemas.microsoft.com/office/word/2016/wordml/cid" xmlns:w16="http://schemas.microsoft.com/office/word/2018/wordml" xmlns:w16du="http://schemas.microsoft.com/office/word/2023/wordml/word16du" xmlns:w16sdtdh="http://schemas.microsoft.com/office/word/2020/wordml/sdtdatahash" xmlns:w16sdtfl="http://schemas.microsoft.com/office/word/2024/wordml/sdtformatlock" xmlns:w16se="http://schemas.microsoft.com/office/word/2015/wordml/symex" xmlns:wpg="http://schemas.microsoft.com/office/word/2010/wordprocessingGroup" xmlns:wpi="http://schemas.microsoft.com/office/word/2010/wordprocessingInk" xmlns:wne="http://schemas.microsoft.com/office/word/2006/wordml" xmlns:wps="http://schemas.microsoft.com/office/word/2010/wordprocessingShape" mc:Ignorable="w14 w15 w16se w16cid w16 w16cex w16sdtdh w16sdtfl w16du wp14">
   <w:abstractNum w:abstractNumId="0" w15:restartNumberingAfterBreak="0">
     <w:nsid w:val="08183884"/>
     <w:multiLevelType w:val="hybridMultilevel"/>
@@ -7807,7 +7897,7 @@
   <w:abstractNum w:abstractNumId="3" w15:restartNumberingAfterBreak="0">
     <w:nsid w:val="0E922D88"/>
     <w:multiLevelType w:val="multilevel"/>
-    <w:tmpl w:val="E26845FE"/>
+    <w:tmpl w:val="42D2E360"/>
     <w:lvl w:ilvl="0">
       <w:start w:val="1"/>
       <w:numFmt w:val="bullet"/>
@@ -8787,7 +8877,7 @@
   <w:abstractNum w:abstractNumId="12" w15:restartNumberingAfterBreak="0">
     <w:nsid w:val="3A303088"/>
     <w:multiLevelType w:val="multilevel"/>
-    <w:tmpl w:val="0A723854"/>
+    <w:tmpl w:val="E4ECBDB8"/>
     <w:lvl w:ilvl="0">
       <w:start w:val="1"/>
       <w:numFmt w:val="bullet"/>
@@ -10122,7 +10212,7 @@
   <w:abstractNum w:abstractNumId="24" w15:restartNumberingAfterBreak="0">
     <w:nsid w:val="78847F94"/>
     <w:multiLevelType w:val="multilevel"/>
-    <w:tmpl w:val="99668ECE"/>
+    <w:tmpl w:val="089A73E0"/>
     <w:lvl w:ilvl="0">
       <w:start w:val="1"/>
       <w:numFmt w:val="bullet"/>
@@ -10458,92 +10548,92 @@
       </w:rPr>
     </w:lvl>
   </w:abstractNum>
-  <w:num w:numId="1" w16cid:durableId="147674930">
+  <w:num w:numId="1" w16cid:durableId="818306371">
     <w:abstractNumId w:val="3"/>
   </w:num>
-  <w:num w:numId="2" w16cid:durableId="1439831222">
+  <w:num w:numId="2" w16cid:durableId="784349262">
     <w:abstractNumId w:val="12"/>
   </w:num>
-  <w:num w:numId="3" w16cid:durableId="1036004097">
+  <w:num w:numId="3" w16cid:durableId="2034768350">
     <w:abstractNumId w:val="24"/>
   </w:num>
-  <w:num w:numId="4" w16cid:durableId="1711605638">
+  <w:num w:numId="4" w16cid:durableId="2090733123">
     <w:abstractNumId w:val="20"/>
   </w:num>
-  <w:num w:numId="5" w16cid:durableId="352192231">
+  <w:num w:numId="5" w16cid:durableId="692536843">
     <w:abstractNumId w:val="5"/>
   </w:num>
-  <w:num w:numId="6" w16cid:durableId="1287469770">
+  <w:num w:numId="6" w16cid:durableId="343173272">
     <w:abstractNumId w:val="17"/>
   </w:num>
-  <w:num w:numId="7" w16cid:durableId="220218053">
+  <w:num w:numId="7" w16cid:durableId="2021005283">
     <w:abstractNumId w:val="23"/>
   </w:num>
-  <w:num w:numId="8" w16cid:durableId="1570924996">
+  <w:num w:numId="8" w16cid:durableId="1774394930">
     <w:abstractNumId w:val="25"/>
   </w:num>
-  <w:num w:numId="9" w16cid:durableId="1272467812">
+  <w:num w:numId="9" w16cid:durableId="2057660054">
     <w:abstractNumId w:val="8"/>
   </w:num>
-  <w:num w:numId="10" w16cid:durableId="375475170">
+  <w:num w:numId="10" w16cid:durableId="148594736">
     <w:abstractNumId w:val="18"/>
   </w:num>
-  <w:num w:numId="11" w16cid:durableId="1995599765">
+  <w:num w:numId="11" w16cid:durableId="324866227">
     <w:abstractNumId w:val="6"/>
   </w:num>
-  <w:num w:numId="12" w16cid:durableId="926765155">
+  <w:num w:numId="12" w16cid:durableId="995495950">
     <w:abstractNumId w:val="14"/>
   </w:num>
-  <w:num w:numId="13" w16cid:durableId="191842145">
+  <w:num w:numId="13" w16cid:durableId="1266040726">
     <w:abstractNumId w:val="10"/>
   </w:num>
-  <w:num w:numId="14" w16cid:durableId="1819613862">
+  <w:num w:numId="14" w16cid:durableId="61146934">
     <w:abstractNumId w:val="7"/>
   </w:num>
-  <w:num w:numId="15" w16cid:durableId="1308123858">
+  <w:num w:numId="15" w16cid:durableId="571240380">
     <w:abstractNumId w:val="13"/>
   </w:num>
-  <w:num w:numId="16" w16cid:durableId="1499810666">
+  <w:num w:numId="16" w16cid:durableId="1284649352">
     <w:abstractNumId w:val="4"/>
   </w:num>
-  <w:num w:numId="17" w16cid:durableId="361521682">
+  <w:num w:numId="17" w16cid:durableId="795292425">
     <w:abstractNumId w:val="1"/>
   </w:num>
-  <w:num w:numId="18" w16cid:durableId="1071536552">
+  <w:num w:numId="18" w16cid:durableId="812718246">
     <w:abstractNumId w:val="0"/>
   </w:num>
-  <w:num w:numId="19" w16cid:durableId="1258909468">
+  <w:num w:numId="19" w16cid:durableId="877477361">
     <w:abstractNumId w:val="15"/>
   </w:num>
-  <w:num w:numId="20" w16cid:durableId="666980591">
+  <w:num w:numId="20" w16cid:durableId="1994135076">
     <w:abstractNumId w:val="21"/>
   </w:num>
-  <w:num w:numId="21" w16cid:durableId="59524845">
+  <w:num w:numId="21" w16cid:durableId="742529836">
     <w:abstractNumId w:val="19"/>
   </w:num>
-  <w:num w:numId="22" w16cid:durableId="1829516048">
+  <w:num w:numId="22" w16cid:durableId="1039016308">
     <w:abstractNumId w:val="11"/>
   </w:num>
-  <w:num w:numId="23" w16cid:durableId="1267074715">
+  <w:num w:numId="23" w16cid:durableId="1770656904">
     <w:abstractNumId w:val="2"/>
   </w:num>
-  <w:num w:numId="24" w16cid:durableId="671831631">
+  <w:num w:numId="24" w16cid:durableId="129566616">
     <w:abstractNumId w:val="9"/>
   </w:num>
-  <w:num w:numId="25" w16cid:durableId="1002008022">
+  <w:num w:numId="25" w16cid:durableId="724718678">
     <w:abstractNumId w:val="22"/>
   </w:num>
-  <w:num w:numId="26" w16cid:durableId="319619263">
+  <w:num w:numId="26" w16cid:durableId="1408267594">
     <w:abstractNumId w:val="16"/>
   </w:num>
-  <w:num w:numId="27" w16cid:durableId="1758358487">
+  <w:num w:numId="27" w16cid:durableId="775254753">
     <w:abstractNumId w:val="26"/>
   </w:num>
 </w:numbering>
 </file>
 
 <file path=word/styles.xml><?xml version="1.0" encoding="utf-8"?>
-<w:styles xmlns:mc="http://schemas.openxmlformats.org/markup-compatibility/2006" xmlns:r="http://schemas.openxmlformats.org/officeDocument/2006/relationships" xmlns:w="http://schemas.openxmlformats.org/wordprocessingml/2006/main" xmlns:w14="http://schemas.microsoft.com/office/word/2010/wordml" xmlns:w15="http://schemas.microsoft.com/office/word/2012/wordml" xmlns:w16cex="http://schemas.microsoft.com/office/word/2018/wordml/cex" xmlns:w16cid="http://schemas.microsoft.com/office/word/2016/wordml/cid" xmlns:w16="http://schemas.microsoft.com/office/word/2018/wordml" xmlns:w16sdtdh="http://schemas.microsoft.com/office/word/2020/wordml/sdtdatahash" xmlns:w16se="http://schemas.microsoft.com/office/word/2015/wordml/symex" mc:Ignorable="w14 w15 w16se w16cid w16 w16cex w16sdtdh">
+<w:styles xmlns:mc="http://schemas.openxmlformats.org/markup-compatibility/2006" xmlns:r="http://schemas.openxmlformats.org/officeDocument/2006/relationships" xmlns:w="http://schemas.openxmlformats.org/wordprocessingml/2006/main" xmlns:w14="http://schemas.microsoft.com/office/word/2010/wordml" xmlns:w15="http://schemas.microsoft.com/office/word/2012/wordml" xmlns:w16cex="http://schemas.microsoft.com/office/word/2018/wordml/cex" xmlns:w16cid="http://schemas.microsoft.com/office/word/2016/wordml/cid" xmlns:w16="http://schemas.microsoft.com/office/word/2018/wordml" xmlns:w16du="http://schemas.microsoft.com/office/word/2023/wordml/word16du" xmlns:w16sdtdh="http://schemas.microsoft.com/office/word/2020/wordml/sdtdatahash" xmlns:w16sdtfl="http://schemas.microsoft.com/office/word/2024/wordml/sdtformatlock" xmlns:w16se="http://schemas.microsoft.com/office/word/2015/wordml/symex" mc:Ignorable="w14 w15 w16se w16cid w16 w16cex w16sdtdh w16sdtfl w16du">
   <w:docDefaults>
     <w:rPrDefault>
       <w:rPr>
@@ -11685,25 +11775,16 @@
 </file>
 
 <file path=customXml/item2.xml><?xml version="1.0" encoding="utf-8"?>
-<b:Sources xmlns:b="http://schemas.openxmlformats.org/officeDocument/2006/bibliography" xmlns="http://schemas.openxmlformats.org/officeDocument/2006/bibliography" SelectedStyle="\APASixthEditionOfficeOnline.xsl" StyleName="APA" Version="6"/>
-</file>
-
-<file path=customXml/item3.xml><?xml version="1.0" encoding="utf-8"?>
 <p:properties xmlns:p="http://schemas.microsoft.com/office/2006/metadata/properties" xmlns:xsi="http://www.w3.org/2001/XMLSchema-instance" xmlns:pc="http://schemas.microsoft.com/office/infopath/2007/PartnerControls">
   <documentManagement/>
 </p:properties>
 </file>
 
-<file path=customXml/item4.xml><?xml version="1.0" encoding="utf-8"?>
-<?mso-contentType ?>
-<FormTemplates xmlns="http://schemas.microsoft.com/sharepoint/v3/contenttype/forms">
-  <Display>DocumentLibraryForm</Display>
-  <Edit>DocumentLibraryForm</Edit>
-  <New>DocumentLibraryForm</New>
-</FormTemplates>
+<file path=customXml/item3.xml><?xml version="1.0" encoding="utf-8"?>
+<b:Sources xmlns:b="http://schemas.openxmlformats.org/officeDocument/2006/bibliography" xmlns="http://schemas.openxmlformats.org/officeDocument/2006/bibliography" SelectedStyle="\APASixthEditionOfficeOnline.xsl" StyleName="APA" Version="6"/>
 </file>
 
-<file path=customXml/item5.xml><?xml version="1.0" encoding="utf-8"?>
+<file path=customXml/item4.xml><?xml version="1.0" encoding="utf-8"?>
 <ct:contentTypeSchema xmlns:ct="http://schemas.microsoft.com/office/2006/metadata/contentType" xmlns:ma="http://schemas.microsoft.com/office/2006/metadata/properties/metaAttributes" ct:_="" ma:_="" ma:contentTypeName="Documento" ma:contentTypeID="0x010100E96778489EE7714D8BD12CC105EB918B" ma:contentTypeVersion="2" ma:contentTypeDescription="Crear nuevo documento." ma:contentTypeScope="" ma:versionID="416c5c7ae9b5d54d83875cd3c65194e3">
   <xsd:schema xmlns:xsd="http://www.w3.org/2001/XMLSchema" xmlns:xs="http://www.w3.org/2001/XMLSchema" xmlns:p="http://schemas.microsoft.com/office/2006/metadata/properties" xmlns:ns2="126e8a1c-9ea9-435a-ac89-d06c80d62e30" targetNamespace="http://schemas.microsoft.com/office/2006/metadata/properties" ma:root="true" ma:fieldsID="70a237c842677bd850644f8595079f5e" ns2:_="">
     <xsd:import namespace="126e8a1c-9ea9-435a-ac89-d06c80d62e30"/>
@@ -11835,6 +11916,15 @@
 </ct:contentTypeSchema>
 </file>
 
+<file path=customXml/item5.xml><?xml version="1.0" encoding="utf-8"?>
+<?mso-contentType ?>
+<FormTemplates xmlns="http://schemas.microsoft.com/sharepoint/v3/contenttype/forms">
+  <Display>DocumentLibraryForm</Display>
+  <Edit>DocumentLibraryForm</Edit>
+  <New>DocumentLibraryForm</New>
+</FormTemplates>
+</file>
+
 <file path=customXml/itemProps1.xml><?xml version="1.0" encoding="utf-8"?>
 <ds:datastoreItem xmlns:ds="http://schemas.openxmlformats.org/officeDocument/2006/customXml" ds:itemID="{55AF091B-3C7A-41E3-B477-F2FDAA23CFDA}">
   <ds:schemaRefs>
@@ -11844,14 +11934,6 @@
 </file>
 
 <file path=customXml/itemProps2.xml><?xml version="1.0" encoding="utf-8"?>
-<ds:datastoreItem xmlns:ds="http://schemas.openxmlformats.org/officeDocument/2006/customXml" ds:itemID="{74203E96-B722-44CF-B611-70923DD4F702}">
-  <ds:schemaRefs>
-    <ds:schemaRef ds:uri="http://schemas.openxmlformats.org/officeDocument/2006/bibliography"/>
-  </ds:schemaRefs>
-</ds:datastoreItem>
-</file>
-
-<file path=customXml/itemProps3.xml><?xml version="1.0" encoding="utf-8"?>
 <ds:datastoreItem xmlns:ds="http://schemas.openxmlformats.org/officeDocument/2006/customXml" ds:itemID="{5B7B5873-BEF7-4EF9-B783-7B50266FE496}">
   <ds:schemaRefs>
     <ds:schemaRef ds:uri="http://schemas.microsoft.com/office/2006/metadata/properties"/>
@@ -11860,15 +11942,15 @@
 </ds:datastoreItem>
 </file>
 
-<file path=customXml/itemProps4.xml><?xml version="1.0" encoding="utf-8"?>
-<ds:datastoreItem xmlns:ds="http://schemas.openxmlformats.org/officeDocument/2006/customXml" ds:itemID="{4EF1E242-F579-4982-B8CC-2FBF33737424}">
+<file path=customXml/itemProps3.xml><?xml version="1.0" encoding="utf-8"?>
+<ds:datastoreItem xmlns:ds="http://schemas.openxmlformats.org/officeDocument/2006/customXml" ds:itemID="{74203E96-B722-44CF-B611-70923DD4F702}">
   <ds:schemaRefs>
-    <ds:schemaRef ds:uri="http://schemas.microsoft.com/sharepoint/v3/contenttype/forms"/>
+    <ds:schemaRef ds:uri="http://schemas.openxmlformats.org/officeDocument/2006/bibliography"/>
   </ds:schemaRefs>
 </ds:datastoreItem>
 </file>
 
-<file path=customXml/itemProps5.xml><?xml version="1.0" encoding="utf-8"?>
+<file path=customXml/itemProps4.xml><?xml version="1.0" encoding="utf-8"?>
 <ds:datastoreItem xmlns:ds="http://schemas.openxmlformats.org/officeDocument/2006/customXml" ds:itemID="{12C339A1-A9A3-4F86-8BF7-5C7340ED2ECA}">
   <ds:schemaRefs>
     <ds:schemaRef ds:uri="http://schemas.microsoft.com/office/2006/metadata/contentType"/>
@@ -11884,4 +11966,12 @@
     <ds:schemaRef ds:uri="http://schemas.microsoft.com/internal/obd"/>
   </ds:schemaRefs>
 </ds:datastoreItem>
+</file>
+
+<file path=customXml/itemProps5.xml><?xml version="1.0" encoding="utf-8"?>
+<ds:datastoreItem xmlns:ds="http://schemas.openxmlformats.org/officeDocument/2006/customXml" ds:itemID="{4EF1E242-F579-4982-B8CC-2FBF33737424}">
+  <ds:schemaRefs>
+    <ds:schemaRef ds:uri="http://schemas.microsoft.com/sharepoint/v3/contenttype/forms"/>
+  </ds:schemaRefs>
+</ds:datastoreItem>
 </file>